--- a/lessons/6-2/readiness/practice.docx
+++ b/lessons/6-2/readiness/practice.docx
@@ -86,7 +86,1259 @@
     </w:p>
     <w:p>
       <w:pPr>
-        <w:spacing w:after="120" w:before="0"/>
+        <w:spacing w:after="60" w:before="120"/>
+      </w:pPr>
+      <w:r>
+        <w:rPr>
+          <w:b/>
+          <w:bCs/>
+          <w:color w:val="0F2B3C"/>
+          <w:sz w:val="24"/>
+          <w:szCs w:val="24"/>
+        </w:rPr>
+        <w:t xml:space="preserve">Vocabulary Anchor Box</w:t>
+      </w:r>
+    </w:p>
+    <w:tbl>
+      <w:tblPr>
+        <w:tblW w:type="dxa" w:w="9360"/>
+        <w:tblBorders>
+          <w:top w:val="single" w:color="C7D2DD" w:sz="6"/>
+          <w:left w:val="single" w:color="C7D2DD" w:sz="6"/>
+          <w:bottom w:val="single" w:color="C7D2DD" w:sz="6"/>
+          <w:right w:val="single" w:color="C7D2DD" w:sz="6"/>
+          <w:insideH w:val="single" w:color="C7D2DD" w:sz="6"/>
+          <w:insideV w:val="single" w:color="C7D2DD" w:sz="6"/>
+        </w:tblBorders>
+      </w:tblPr>
+      <w:tblGrid>
+        <w:gridCol w:w="1800"/>
+        <w:gridCol w:w="3160"/>
+        <w:gridCol w:w="2200"/>
+        <w:gridCol w:w="2200"/>
+      </w:tblGrid>
+      <w:tr>
+        <w:trPr>
+          <w:cantSplit/>
+          <w:tblHeader/>
+        </w:trPr>
+        <w:tc>
+          <w:tcPr>
+            <w:tcW w:type="dxa" w:w="1800"/>
+            <w:shd w:fill="EEF4F8" w:color="auto" w:val="clear"/>
+            <w:tcMar>
+              <w:top w:type="dxa" w:w="60"/>
+              <w:left w:type="dxa" w:w="100"/>
+              <w:bottom w:type="dxa" w:w="60"/>
+              <w:right w:type="dxa" w:w="100"/>
+            </w:tcMar>
+          </w:tcPr>
+          <w:p>
+            <w:pPr>
+              <w:spacing w:after="0" w:before="0"/>
+            </w:pPr>
+            <w:r>
+              <w:rPr>
+                <w:b/>
+                <w:bCs/>
+                <w:color w:val="0F2B3C"/>
+                <w:sz w:val="18"/>
+                <w:szCs w:val="18"/>
+              </w:rPr>
+              <w:t xml:space="preserve">Concept Term</w:t>
+            </w:r>
+          </w:p>
+        </w:tc>
+        <w:tc>
+          <w:tcPr>
+            <w:tcW w:type="dxa" w:w="3160"/>
+            <w:shd w:fill="EEF4F8" w:color="auto" w:val="clear"/>
+            <w:tcMar>
+              <w:top w:type="dxa" w:w="60"/>
+              <w:left w:type="dxa" w:w="100"/>
+              <w:bottom w:type="dxa" w:w="60"/>
+              <w:right w:type="dxa" w:w="100"/>
+            </w:tcMar>
+          </w:tcPr>
+          <w:p>
+            <w:pPr>
+              <w:spacing w:after="0" w:before="0"/>
+            </w:pPr>
+            <w:r>
+              <w:rPr>
+                <w:b/>
+                <w:bCs/>
+                <w:color w:val="0F2B3C"/>
+                <w:sz w:val="18"/>
+                <w:szCs w:val="18"/>
+              </w:rPr>
+              <w:t xml:space="preserve">Student-Friendly Definition</w:t>
+            </w:r>
+          </w:p>
+        </w:tc>
+        <w:tc>
+          <w:tcPr>
+            <w:tcW w:type="dxa" w:w="2200"/>
+            <w:shd w:fill="EEF4F8" w:color="auto" w:val="clear"/>
+            <w:tcMar>
+              <w:top w:type="dxa" w:w="60"/>
+              <w:left w:type="dxa" w:w="100"/>
+              <w:bottom w:type="dxa" w:w="60"/>
+              <w:right w:type="dxa" w:w="100"/>
+            </w:tcMar>
+          </w:tcPr>
+          <w:p>
+            <w:pPr>
+              <w:spacing w:after="0" w:before="0"/>
+            </w:pPr>
+            <w:r>
+              <w:rPr>
+                <w:b/>
+                <w:bCs/>
+                <w:color w:val="0F2B3C"/>
+                <w:sz w:val="18"/>
+                <w:szCs w:val="18"/>
+              </w:rPr>
+              <w:t xml:space="preserve">Non-Example</w:t>
+            </w:r>
+          </w:p>
+        </w:tc>
+        <w:tc>
+          <w:tcPr>
+            <w:tcW w:type="dxa" w:w="2200"/>
+            <w:shd w:fill="EEF4F8" w:color="auto" w:val="clear"/>
+            <w:tcMar>
+              <w:top w:type="dxa" w:w="60"/>
+              <w:left w:type="dxa" w:w="100"/>
+              <w:bottom w:type="dxa" w:w="60"/>
+              <w:right w:type="dxa" w:w="100"/>
+            </w:tcMar>
+          </w:tcPr>
+          <w:p>
+            <w:pPr>
+              <w:spacing w:after="0" w:before="0"/>
+            </w:pPr>
+            <w:r>
+              <w:rPr>
+                <w:b/>
+                <w:bCs/>
+                <w:color w:val="0F2B3C"/>
+                <w:sz w:val="18"/>
+                <w:szCs w:val="18"/>
+              </w:rPr>
+              <w:t xml:space="preserve">Visual Clue</w:t>
+            </w:r>
+          </w:p>
+        </w:tc>
+      </w:tr>
+      <w:tr>
+        <w:trPr>
+          <w:cantSplit/>
+        </w:trPr>
+        <w:tc>
+          <w:tcPr>
+            <w:tcW w:type="dxa" w:w="1800"/>
+            <w:tcMar>
+              <w:top w:type="dxa" w:w="60"/>
+              <w:left w:type="dxa" w:w="100"/>
+              <w:bottom w:type="dxa" w:w="60"/>
+              <w:right w:type="dxa" w:w="100"/>
+            </w:tcMar>
+            <w:vAlign w:val="top"/>
+          </w:tcPr>
+          <w:p>
+            <w:pPr>
+              <w:spacing w:after="20" w:before="0"/>
+            </w:pPr>
+            <w:r>
+              <w:rPr>
+                <w:b/>
+                <w:bCs/>
+                <w:color w:val="0F2B3C"/>
+                <w:sz w:val="20"/>
+                <w:szCs w:val="20"/>
+              </w:rPr>
+              <w:t xml:space="preserve">Divide Fractions</w:t>
+            </w:r>
+          </w:p>
+          <w:p>
+            <w:pPr>
+              <w:spacing w:after="0" w:before="0"/>
+            </w:pPr>
+            <w:r>
+              <w:rPr>
+                <w:i/>
+                <w:iCs/>
+                <w:color w:val="5E6E7E"/>
+                <w:sz w:val="18"/>
+                <w:szCs w:val="18"/>
+              </w:rPr>
+              <w:t xml:space="preserve">Dividir fracciones</w:t>
+            </w:r>
+          </w:p>
+        </w:tc>
+        <w:tc>
+          <w:tcPr>
+            <w:tcW w:type="dxa" w:w="3160"/>
+            <w:tcMar>
+              <w:top w:type="dxa" w:w="60"/>
+              <w:left w:type="dxa" w:w="100"/>
+              <w:bottom w:type="dxa" w:w="60"/>
+              <w:right w:type="dxa" w:w="100"/>
+            </w:tcMar>
+            <w:vAlign w:val="top"/>
+          </w:tcPr>
+          <w:p>
+            <w:pPr>
+              <w:spacing w:after="0" w:before="0"/>
+            </w:pPr>
+            <w:r>
+              <w:rPr>
+                <w:sz w:val="19"/>
+                <w:szCs w:val="19"/>
+              </w:rPr>
+              <w:t xml:space="preserve">Multiply the first fraction by the reciprocal of the second fraction.</w:t>
+            </w:r>
+          </w:p>
+        </w:tc>
+        <w:tc>
+          <w:tcPr>
+            <w:tcW w:type="dxa" w:w="2200"/>
+            <w:tcMar>
+              <w:top w:type="dxa" w:w="60"/>
+              <w:left w:type="dxa" w:w="100"/>
+              <w:bottom w:type="dxa" w:w="60"/>
+              <w:right w:type="dxa" w:w="100"/>
+            </w:tcMar>
+            <w:vAlign w:val="top"/>
+          </w:tcPr>
+          <w:p>
+            <w:pPr>
+              <w:spacing w:after="30" w:before="0"/>
+            </w:pPr>
+            <w:r>
+              <w:rPr>
+                <w:i/>
+                <w:iCs/>
+                <w:color w:val="5E6E7E"/>
+                <w:sz w:val="18"/>
+                <w:szCs w:val="18"/>
+              </w:rPr>
+              <w:t xml:space="preserve">Not Divide Fractions: write a counter-example that does not fit the rule.</w:t>
+            </w:r>
+          </w:p>
+          <w:p>
+            <w:pPr>
+              <w:spacing w:after="50" w:before="0"/>
+            </w:pPr>
+            <w:r>
+              <w:rPr>
+                <w:color w:val="BBBBBB"/>
+                <w:sz w:val="18"/>
+                <w:szCs w:val="18"/>
+              </w:rPr>
+              <w:t xml:space="preserve">____________________________</w:t>
+            </w:r>
+          </w:p>
+        </w:tc>
+        <w:tc>
+          <w:tcPr>
+            <w:tcW w:type="dxa" w:w="2200"/>
+            <w:tcMar>
+              <w:top w:type="dxa" w:w="60"/>
+              <w:left w:type="dxa" w:w="100"/>
+              <w:bottom w:type="dxa" w:w="60"/>
+              <w:right w:type="dxa" w:w="100"/>
+            </w:tcMar>
+            <w:vAlign w:val="top"/>
+          </w:tcPr>
+          <w:p>
+            <w:pPr>
+              <w:spacing w:after="0" w:before="0"/>
+            </w:pPr>
+            <w:r>
+              <w:rPr>
+                <w:i/>
+                <w:iCs/>
+                <w:color w:val="5E6E7E"/>
+                <w:sz w:val="18"/>
+                <w:szCs w:val="18"/>
+              </w:rPr>
+              <w:t xml:space="preserve">2/3 ÷ 1/4 = 2/3 × 4/1 = 8/3</w:t>
+            </w:r>
+          </w:p>
+        </w:tc>
+      </w:tr>
+      <w:tr>
+        <w:trPr>
+          <w:cantSplit/>
+        </w:trPr>
+        <w:tc>
+          <w:tcPr>
+            <w:tcW w:type="dxa" w:w="1800"/>
+            <w:tcMar>
+              <w:top w:type="dxa" w:w="60"/>
+              <w:left w:type="dxa" w:w="100"/>
+              <w:bottom w:type="dxa" w:w="60"/>
+              <w:right w:type="dxa" w:w="100"/>
+            </w:tcMar>
+            <w:vAlign w:val="top"/>
+          </w:tcPr>
+          <w:p>
+            <w:pPr>
+              <w:spacing w:after="20" w:before="0"/>
+            </w:pPr>
+            <w:r>
+              <w:rPr>
+                <w:b/>
+                <w:bCs/>
+                <w:color w:val="0F2B3C"/>
+                <w:sz w:val="20"/>
+                <w:szCs w:val="20"/>
+              </w:rPr>
+              <w:t xml:space="preserve">Dividend</w:t>
+            </w:r>
+          </w:p>
+          <w:p>
+            <w:pPr>
+              <w:spacing w:after="0" w:before="0"/>
+            </w:pPr>
+            <w:r>
+              <w:rPr>
+                <w:i/>
+                <w:iCs/>
+                <w:color w:val="5E6E7E"/>
+                <w:sz w:val="18"/>
+                <w:szCs w:val="18"/>
+              </w:rPr>
+              <w:t xml:space="preserve">Dividendo</w:t>
+            </w:r>
+          </w:p>
+        </w:tc>
+        <w:tc>
+          <w:tcPr>
+            <w:tcW w:type="dxa" w:w="3160"/>
+            <w:tcMar>
+              <w:top w:type="dxa" w:w="60"/>
+              <w:left w:type="dxa" w:w="100"/>
+              <w:bottom w:type="dxa" w:w="60"/>
+              <w:right w:type="dxa" w:w="100"/>
+            </w:tcMar>
+            <w:vAlign w:val="top"/>
+          </w:tcPr>
+          <w:p>
+            <w:pPr>
+              <w:spacing w:after="0" w:before="0"/>
+            </w:pPr>
+            <w:r>
+              <w:rPr>
+                <w:sz w:val="19"/>
+                <w:szCs w:val="19"/>
+              </w:rPr>
+              <w:t xml:space="preserve">The total number being divided into equal groups (the number inside the division bracket).</w:t>
+            </w:r>
+          </w:p>
+        </w:tc>
+        <w:tc>
+          <w:tcPr>
+            <w:tcW w:type="dxa" w:w="2200"/>
+            <w:tcMar>
+              <w:top w:type="dxa" w:w="60"/>
+              <w:left w:type="dxa" w:w="100"/>
+              <w:bottom w:type="dxa" w:w="60"/>
+              <w:right w:type="dxa" w:w="100"/>
+            </w:tcMar>
+            <w:vAlign w:val="top"/>
+          </w:tcPr>
+          <w:p>
+            <w:pPr>
+              <w:spacing w:after="30" w:before="0"/>
+            </w:pPr>
+            <w:r>
+              <w:rPr>
+                <w:i/>
+                <w:iCs/>
+                <w:color w:val="5E6E7E"/>
+                <w:sz w:val="18"/>
+                <w:szCs w:val="18"/>
+              </w:rPr>
+              <w:t xml:space="preserve">Not Dividend: write a counter-example that does not fit the rule.</w:t>
+            </w:r>
+          </w:p>
+          <w:p>
+            <w:pPr>
+              <w:spacing w:after="50" w:before="0"/>
+            </w:pPr>
+            <w:r>
+              <w:rPr>
+                <w:color w:val="BBBBBB"/>
+                <w:sz w:val="18"/>
+                <w:szCs w:val="18"/>
+              </w:rPr>
+              <w:t xml:space="preserve">____________________________</w:t>
+            </w:r>
+          </w:p>
+        </w:tc>
+        <w:tc>
+          <w:tcPr>
+            <w:tcW w:type="dxa" w:w="2200"/>
+            <w:tcMar>
+              <w:top w:type="dxa" w:w="60"/>
+              <w:left w:type="dxa" w:w="100"/>
+              <w:bottom w:type="dxa" w:w="60"/>
+              <w:right w:type="dxa" w:w="100"/>
+            </w:tcMar>
+            <w:vAlign w:val="top"/>
+          </w:tcPr>
+          <w:p>
+            <w:pPr>
+              <w:spacing w:after="0" w:before="0"/>
+            </w:pPr>
+            <w:r>
+              <w:rPr>
+                <w:i/>
+                <w:iCs/>
+                <w:color w:val="5E6E7E"/>
+                <w:sz w:val="18"/>
+                <w:szCs w:val="18"/>
+              </w:rPr>
+              <w:t xml:space="preserve">In 3/4 ÷ 1/2, the dividend is 3/4 — the total amount being split</w:t>
+            </w:r>
+          </w:p>
+        </w:tc>
+      </w:tr>
+      <w:tr>
+        <w:trPr>
+          <w:cantSplit/>
+        </w:trPr>
+        <w:tc>
+          <w:tcPr>
+            <w:tcW w:type="dxa" w:w="1800"/>
+            <w:tcMar>
+              <w:top w:type="dxa" w:w="60"/>
+              <w:left w:type="dxa" w:w="100"/>
+              <w:bottom w:type="dxa" w:w="60"/>
+              <w:right w:type="dxa" w:w="100"/>
+            </w:tcMar>
+            <w:vAlign w:val="top"/>
+          </w:tcPr>
+          <w:p>
+            <w:pPr>
+              <w:spacing w:after="20" w:before="0"/>
+            </w:pPr>
+            <w:r>
+              <w:rPr>
+                <w:b/>
+                <w:bCs/>
+                <w:color w:val="0F2B3C"/>
+                <w:sz w:val="20"/>
+                <w:szCs w:val="20"/>
+              </w:rPr>
+              <w:t xml:space="preserve">Divisor</w:t>
+            </w:r>
+          </w:p>
+          <w:p>
+            <w:pPr>
+              <w:spacing w:after="0" w:before="0"/>
+            </w:pPr>
+            <w:r>
+              <w:rPr>
+                <w:i/>
+                <w:iCs/>
+                <w:color w:val="5E6E7E"/>
+                <w:sz w:val="18"/>
+                <w:szCs w:val="18"/>
+              </w:rPr>
+              <w:t xml:space="preserve">Divisor</w:t>
+            </w:r>
+          </w:p>
+        </w:tc>
+        <w:tc>
+          <w:tcPr>
+            <w:tcW w:type="dxa" w:w="3160"/>
+            <w:tcMar>
+              <w:top w:type="dxa" w:w="60"/>
+              <w:left w:type="dxa" w:w="100"/>
+              <w:bottom w:type="dxa" w:w="60"/>
+              <w:right w:type="dxa" w:w="100"/>
+            </w:tcMar>
+            <w:vAlign w:val="top"/>
+          </w:tcPr>
+          <w:p>
+            <w:pPr>
+              <w:spacing w:after="0" w:before="0"/>
+            </w:pPr>
+            <w:r>
+              <w:rPr>
+                <w:sz w:val="19"/>
+                <w:szCs w:val="19"/>
+              </w:rPr>
+              <w:t xml:space="preserve">The number of equal groups you are dividing into (the number outside the division bracket).</w:t>
+            </w:r>
+          </w:p>
+        </w:tc>
+        <w:tc>
+          <w:tcPr>
+            <w:tcW w:type="dxa" w:w="2200"/>
+            <w:tcMar>
+              <w:top w:type="dxa" w:w="60"/>
+              <w:left w:type="dxa" w:w="100"/>
+              <w:bottom w:type="dxa" w:w="60"/>
+              <w:right w:type="dxa" w:w="100"/>
+            </w:tcMar>
+            <w:vAlign w:val="top"/>
+          </w:tcPr>
+          <w:p>
+            <w:pPr>
+              <w:spacing w:after="30" w:before="0"/>
+            </w:pPr>
+            <w:r>
+              <w:rPr>
+                <w:i/>
+                <w:iCs/>
+                <w:color w:val="5E6E7E"/>
+                <w:sz w:val="18"/>
+                <w:szCs w:val="18"/>
+              </w:rPr>
+              <w:t xml:space="preserve">Not Divisor: write a counter-example that does not fit the rule.</w:t>
+            </w:r>
+          </w:p>
+          <w:p>
+            <w:pPr>
+              <w:spacing w:after="50" w:before="0"/>
+            </w:pPr>
+            <w:r>
+              <w:rPr>
+                <w:color w:val="BBBBBB"/>
+                <w:sz w:val="18"/>
+                <w:szCs w:val="18"/>
+              </w:rPr>
+              <w:t xml:space="preserve">____________________________</w:t>
+            </w:r>
+          </w:p>
+        </w:tc>
+        <w:tc>
+          <w:tcPr>
+            <w:tcW w:type="dxa" w:w="2200"/>
+            <w:tcMar>
+              <w:top w:type="dxa" w:w="60"/>
+              <w:left w:type="dxa" w:w="100"/>
+              <w:bottom w:type="dxa" w:w="60"/>
+              <w:right w:type="dxa" w:w="100"/>
+            </w:tcMar>
+            <w:vAlign w:val="top"/>
+          </w:tcPr>
+          <w:p>
+            <w:pPr>
+              <w:spacing w:after="0" w:before="0"/>
+            </w:pPr>
+            <w:r>
+              <w:rPr>
+                <w:i/>
+                <w:iCs/>
+                <w:color w:val="5E6E7E"/>
+                <w:sz w:val="18"/>
+                <w:szCs w:val="18"/>
+              </w:rPr>
+              <w:t xml:space="preserve">In 3/4 ÷ 1/2, the divisor is 1/2 — the size of each group</w:t>
+            </w:r>
+          </w:p>
+        </w:tc>
+      </w:tr>
+      <w:tr>
+        <w:trPr>
+          <w:cantSplit/>
+        </w:trPr>
+        <w:tc>
+          <w:tcPr>
+            <w:tcW w:type="dxa" w:w="1800"/>
+            <w:tcMar>
+              <w:top w:type="dxa" w:w="60"/>
+              <w:left w:type="dxa" w:w="100"/>
+              <w:bottom w:type="dxa" w:w="60"/>
+              <w:right w:type="dxa" w:w="100"/>
+            </w:tcMar>
+            <w:vAlign w:val="top"/>
+          </w:tcPr>
+          <w:p>
+            <w:pPr>
+              <w:spacing w:after="20" w:before="0"/>
+            </w:pPr>
+            <w:r>
+              <w:rPr>
+                <w:b/>
+                <w:bCs/>
+                <w:color w:val="0F2B3C"/>
+                <w:sz w:val="20"/>
+                <w:szCs w:val="20"/>
+              </w:rPr>
+              <w:t xml:space="preserve">Reciprocal</w:t>
+            </w:r>
+          </w:p>
+          <w:p>
+            <w:pPr>
+              <w:spacing w:after="0" w:before="0"/>
+            </w:pPr>
+            <w:r>
+              <w:rPr>
+                <w:i/>
+                <w:iCs/>
+                <w:color w:val="5E6E7E"/>
+                <w:sz w:val="18"/>
+                <w:szCs w:val="18"/>
+              </w:rPr>
+              <w:t xml:space="preserve">Recíproco</w:t>
+            </w:r>
+          </w:p>
+        </w:tc>
+        <w:tc>
+          <w:tcPr>
+            <w:tcW w:type="dxa" w:w="3160"/>
+            <w:tcMar>
+              <w:top w:type="dxa" w:w="60"/>
+              <w:left w:type="dxa" w:w="100"/>
+              <w:bottom w:type="dxa" w:w="60"/>
+              <w:right w:type="dxa" w:w="100"/>
+            </w:tcMar>
+            <w:vAlign w:val="top"/>
+          </w:tcPr>
+          <w:p>
+            <w:pPr>
+              <w:spacing w:after="0" w:before="0"/>
+            </w:pPr>
+            <w:r>
+              <w:rPr>
+                <w:sz w:val="19"/>
+                <w:szCs w:val="19"/>
+              </w:rPr>
+              <w:t xml:space="preserve">A fraction turned upside down.</w:t>
+            </w:r>
+          </w:p>
+        </w:tc>
+        <w:tc>
+          <w:tcPr>
+            <w:tcW w:type="dxa" w:w="2200"/>
+            <w:tcMar>
+              <w:top w:type="dxa" w:w="60"/>
+              <w:left w:type="dxa" w:w="100"/>
+              <w:bottom w:type="dxa" w:w="60"/>
+              <w:right w:type="dxa" w:w="100"/>
+            </w:tcMar>
+            <w:vAlign w:val="top"/>
+          </w:tcPr>
+          <w:p>
+            <w:pPr>
+              <w:spacing w:after="30" w:before="0"/>
+            </w:pPr>
+            <w:r>
+              <w:rPr>
+                <w:i/>
+                <w:iCs/>
+                <w:color w:val="5E6E7E"/>
+                <w:sz w:val="18"/>
+                <w:szCs w:val="18"/>
+              </w:rPr>
+              <w:t xml:space="preserve">Not Reciprocal: write a counter-example that does not fit the rule.</w:t>
+            </w:r>
+          </w:p>
+          <w:p>
+            <w:pPr>
+              <w:spacing w:after="50" w:before="0"/>
+            </w:pPr>
+            <w:r>
+              <w:rPr>
+                <w:color w:val="BBBBBB"/>
+                <w:sz w:val="18"/>
+                <w:szCs w:val="18"/>
+              </w:rPr>
+              <w:t xml:space="preserve">____________________________</w:t>
+            </w:r>
+          </w:p>
+        </w:tc>
+        <w:tc>
+          <w:tcPr>
+            <w:tcW w:type="dxa" w:w="2200"/>
+            <w:tcMar>
+              <w:top w:type="dxa" w:w="60"/>
+              <w:left w:type="dxa" w:w="100"/>
+              <w:bottom w:type="dxa" w:w="60"/>
+              <w:right w:type="dxa" w:w="100"/>
+            </w:tcMar>
+            <w:vAlign w:val="top"/>
+          </w:tcPr>
+          <w:p>
+            <w:pPr>
+              <w:spacing w:after="0" w:before="0"/>
+            </w:pPr>
+            <w:r>
+              <w:rPr>
+                <w:i/>
+                <w:iCs/>
+                <w:color w:val="5E6E7E"/>
+                <w:sz w:val="18"/>
+                <w:szCs w:val="18"/>
+              </w:rPr>
+              <w:t xml:space="preserve">The reciprocal of 2/3 is 3/2. To divide by 2/3, multiply by 3/2.</w:t>
+            </w:r>
+          </w:p>
+        </w:tc>
+      </w:tr>
+      <w:tr>
+        <w:trPr>
+          <w:cantSplit/>
+        </w:trPr>
+        <w:tc>
+          <w:tcPr>
+            <w:tcW w:type="dxa" w:w="1800"/>
+            <w:tcMar>
+              <w:top w:type="dxa" w:w="60"/>
+              <w:left w:type="dxa" w:w="100"/>
+              <w:bottom w:type="dxa" w:w="60"/>
+              <w:right w:type="dxa" w:w="100"/>
+            </w:tcMar>
+            <w:vAlign w:val="top"/>
+          </w:tcPr>
+          <w:p>
+            <w:pPr>
+              <w:spacing w:after="20" w:before="0"/>
+            </w:pPr>
+            <w:r>
+              <w:rPr>
+                <w:b/>
+                <w:bCs/>
+                <w:color w:val="0F2B3C"/>
+                <w:sz w:val="20"/>
+                <w:szCs w:val="20"/>
+              </w:rPr>
+              <w:t xml:space="preserve">Quotient</w:t>
+            </w:r>
+          </w:p>
+          <w:p>
+            <w:pPr>
+              <w:spacing w:after="0" w:before="0"/>
+            </w:pPr>
+            <w:r>
+              <w:rPr>
+                <w:i/>
+                <w:iCs/>
+                <w:color w:val="5E6E7E"/>
+                <w:sz w:val="18"/>
+                <w:szCs w:val="18"/>
+              </w:rPr>
+              <w:t xml:space="preserve">Cociente</w:t>
+            </w:r>
+          </w:p>
+        </w:tc>
+        <w:tc>
+          <w:tcPr>
+            <w:tcW w:type="dxa" w:w="3160"/>
+            <w:tcMar>
+              <w:top w:type="dxa" w:w="60"/>
+              <w:left w:type="dxa" w:w="100"/>
+              <w:bottom w:type="dxa" w:w="60"/>
+              <w:right w:type="dxa" w:w="100"/>
+            </w:tcMar>
+            <w:vAlign w:val="top"/>
+          </w:tcPr>
+          <w:p>
+            <w:pPr>
+              <w:spacing w:after="0" w:before="0"/>
+            </w:pPr>
+            <w:r>
+              <w:rPr>
+                <w:sz w:val="19"/>
+                <w:szCs w:val="19"/>
+              </w:rPr>
+              <w:t xml:space="preserve">The answer when you divide.</w:t>
+            </w:r>
+          </w:p>
+        </w:tc>
+        <w:tc>
+          <w:tcPr>
+            <w:tcW w:type="dxa" w:w="2200"/>
+            <w:tcMar>
+              <w:top w:type="dxa" w:w="60"/>
+              <w:left w:type="dxa" w:w="100"/>
+              <w:bottom w:type="dxa" w:w="60"/>
+              <w:right w:type="dxa" w:w="100"/>
+            </w:tcMar>
+            <w:vAlign w:val="top"/>
+          </w:tcPr>
+          <w:p>
+            <w:pPr>
+              <w:spacing w:after="30" w:before="0"/>
+            </w:pPr>
+            <w:r>
+              <w:rPr>
+                <w:i/>
+                <w:iCs/>
+                <w:color w:val="5E6E7E"/>
+                <w:sz w:val="18"/>
+                <w:szCs w:val="18"/>
+              </w:rPr>
+              <w:t xml:space="preserve">Not Quotient: write a counter-example that does not fit the rule.</w:t>
+            </w:r>
+          </w:p>
+          <w:p>
+            <w:pPr>
+              <w:spacing w:after="50" w:before="0"/>
+            </w:pPr>
+            <w:r>
+              <w:rPr>
+                <w:color w:val="BBBBBB"/>
+                <w:sz w:val="18"/>
+                <w:szCs w:val="18"/>
+              </w:rPr>
+              <w:t xml:space="preserve">____________________________</w:t>
+            </w:r>
+          </w:p>
+        </w:tc>
+        <w:tc>
+          <w:tcPr>
+            <w:tcW w:type="dxa" w:w="2200"/>
+            <w:tcMar>
+              <w:top w:type="dxa" w:w="60"/>
+              <w:left w:type="dxa" w:w="100"/>
+              <w:bottom w:type="dxa" w:w="60"/>
+              <w:right w:type="dxa" w:w="100"/>
+            </w:tcMar>
+            <w:vAlign w:val="top"/>
+          </w:tcPr>
+          <w:p>
+            <w:pPr>
+              <w:spacing w:after="0" w:before="0"/>
+            </w:pPr>
+            <w:r>
+              <w:rPr>
+                <w:i/>
+                <w:iCs/>
+                <w:color w:val="5E6E7E"/>
+                <w:sz w:val="18"/>
+                <w:szCs w:val="18"/>
+              </w:rPr>
+              <w:t xml:space="preserve">In 3/4 ÷ 1/4 = 3, the quotient is 3 — three 1/4-size pieces fit into 3/4</w:t>
+            </w:r>
+          </w:p>
+        </w:tc>
+      </w:tr>
+      <w:tr>
+        <w:trPr>
+          <w:cantSplit/>
+        </w:trPr>
+        <w:tc>
+          <w:tcPr>
+            <w:tcW w:type="dxa" w:w="1800"/>
+            <w:tcMar>
+              <w:top w:type="dxa" w:w="60"/>
+              <w:left w:type="dxa" w:w="100"/>
+              <w:bottom w:type="dxa" w:w="60"/>
+              <w:right w:type="dxa" w:w="100"/>
+            </w:tcMar>
+            <w:vAlign w:val="top"/>
+          </w:tcPr>
+          <w:p>
+            <w:pPr>
+              <w:spacing w:after="20" w:before="0"/>
+            </w:pPr>
+            <w:r>
+              <w:rPr>
+                <w:b/>
+                <w:bCs/>
+                <w:color w:val="0F2B3C"/>
+                <w:sz w:val="20"/>
+                <w:szCs w:val="20"/>
+              </w:rPr>
+              <w:t xml:space="preserve">Simplify</w:t>
+            </w:r>
+          </w:p>
+          <w:p>
+            <w:pPr>
+              <w:spacing w:after="0" w:before="0"/>
+            </w:pPr>
+            <w:r>
+              <w:rPr>
+                <w:i/>
+                <w:iCs/>
+                <w:color w:val="5E6E7E"/>
+                <w:sz w:val="18"/>
+                <w:szCs w:val="18"/>
+              </w:rPr>
+              <w:t xml:space="preserve">Simplificar</w:t>
+            </w:r>
+          </w:p>
+        </w:tc>
+        <w:tc>
+          <w:tcPr>
+            <w:tcW w:type="dxa" w:w="3160"/>
+            <w:tcMar>
+              <w:top w:type="dxa" w:w="60"/>
+              <w:left w:type="dxa" w:w="100"/>
+              <w:bottom w:type="dxa" w:w="60"/>
+              <w:right w:type="dxa" w:w="100"/>
+            </w:tcMar>
+            <w:vAlign w:val="top"/>
+          </w:tcPr>
+          <w:p>
+            <w:pPr>
+              <w:spacing w:after="0" w:before="0"/>
+            </w:pPr>
+            <w:r>
+              <w:rPr>
+                <w:sz w:val="19"/>
+                <w:szCs w:val="19"/>
+              </w:rPr>
+              <w:t xml:space="preserve">To write a fraction with smaller numbers that names the same amount, like 2/4 = 1/2.</w:t>
+            </w:r>
+          </w:p>
+        </w:tc>
+        <w:tc>
+          <w:tcPr>
+            <w:tcW w:type="dxa" w:w="2200"/>
+            <w:tcMar>
+              <w:top w:type="dxa" w:w="60"/>
+              <w:left w:type="dxa" w:w="100"/>
+              <w:bottom w:type="dxa" w:w="60"/>
+              <w:right w:type="dxa" w:w="100"/>
+            </w:tcMar>
+            <w:vAlign w:val="top"/>
+          </w:tcPr>
+          <w:p>
+            <w:pPr>
+              <w:spacing w:after="30" w:before="0"/>
+            </w:pPr>
+            <w:r>
+              <w:rPr>
+                <w:i/>
+                <w:iCs/>
+                <w:color w:val="5E6E7E"/>
+                <w:sz w:val="18"/>
+                <w:szCs w:val="18"/>
+              </w:rPr>
+              <w:t xml:space="preserve">Not Simplify: write a counter-example that does not fit the rule.</w:t>
+            </w:r>
+          </w:p>
+          <w:p>
+            <w:pPr>
+              <w:spacing w:after="50" w:before="0"/>
+            </w:pPr>
+            <w:r>
+              <w:rPr>
+                <w:color w:val="BBBBBB"/>
+                <w:sz w:val="18"/>
+                <w:szCs w:val="18"/>
+              </w:rPr>
+              <w:t xml:space="preserve">____________________________</w:t>
+            </w:r>
+          </w:p>
+        </w:tc>
+        <w:tc>
+          <w:tcPr>
+            <w:tcW w:type="dxa" w:w="2200"/>
+            <w:tcMar>
+              <w:top w:type="dxa" w:w="60"/>
+              <w:left w:type="dxa" w:w="100"/>
+              <w:bottom w:type="dxa" w:w="60"/>
+              <w:right w:type="dxa" w:w="100"/>
+            </w:tcMar>
+            <w:vAlign w:val="top"/>
+          </w:tcPr>
+          <w:p>
+            <w:pPr>
+              <w:spacing w:after="0" w:before="0"/>
+            </w:pPr>
+            <w:r>
+              <w:rPr>
+                <w:i/>
+                <w:iCs/>
+                <w:color w:val="5E6E7E"/>
+                <w:sz w:val="18"/>
+                <w:szCs w:val="18"/>
+              </w:rPr>
+              <w:t xml:space="preserve">8/12 → GCF is 4 → 8÷4 / 12÷4 = 2/3</w:t>
+            </w:r>
+          </w:p>
+        </w:tc>
+      </w:tr>
+      <w:tr>
+        <w:trPr>
+          <w:cantSplit/>
+        </w:trPr>
+        <w:tc>
+          <w:tcPr>
+            <w:tcW w:type="dxa" w:w="1800"/>
+            <w:tcMar>
+              <w:top w:type="dxa" w:w="60"/>
+              <w:left w:type="dxa" w:w="100"/>
+              <w:bottom w:type="dxa" w:w="60"/>
+              <w:right w:type="dxa" w:w="100"/>
+            </w:tcMar>
+            <w:vAlign w:val="top"/>
+          </w:tcPr>
+          <w:p>
+            <w:pPr>
+              <w:spacing w:after="20" w:before="0"/>
+            </w:pPr>
+            <w:r>
+              <w:rPr>
+                <w:b/>
+                <w:bCs/>
+                <w:color w:val="0F2B3C"/>
+                <w:sz w:val="20"/>
+                <w:szCs w:val="20"/>
+              </w:rPr>
+              <w:t xml:space="preserve">Mixed number</w:t>
+            </w:r>
+          </w:p>
+          <w:p>
+            <w:pPr>
+              <w:spacing w:after="0" w:before="0"/>
+            </w:pPr>
+            <w:r>
+              <w:rPr>
+                <w:i/>
+                <w:iCs/>
+                <w:color w:val="5E6E7E"/>
+                <w:sz w:val="18"/>
+                <w:szCs w:val="18"/>
+              </w:rPr>
+              <w:t xml:space="preserve">Número mixto</w:t>
+            </w:r>
+          </w:p>
+        </w:tc>
+        <w:tc>
+          <w:tcPr>
+            <w:tcW w:type="dxa" w:w="3160"/>
+            <w:tcMar>
+              <w:top w:type="dxa" w:w="60"/>
+              <w:left w:type="dxa" w:w="100"/>
+              <w:bottom w:type="dxa" w:w="60"/>
+              <w:right w:type="dxa" w:w="100"/>
+            </w:tcMar>
+            <w:vAlign w:val="top"/>
+          </w:tcPr>
+          <w:p>
+            <w:pPr>
+              <w:spacing w:after="0" w:before="0"/>
+            </w:pPr>
+            <w:r>
+              <w:rPr>
+                <w:sz w:val="19"/>
+                <w:szCs w:val="19"/>
+              </w:rPr>
+              <w:t xml:space="preserve">A whole number and a fraction written together, like 2 1/2. It must be rewritten as an improper fraction before dividing.</w:t>
+            </w:r>
+          </w:p>
+        </w:tc>
+        <w:tc>
+          <w:tcPr>
+            <w:tcW w:type="dxa" w:w="2200"/>
+            <w:tcMar>
+              <w:top w:type="dxa" w:w="60"/>
+              <w:left w:type="dxa" w:w="100"/>
+              <w:bottom w:type="dxa" w:w="60"/>
+              <w:right w:type="dxa" w:w="100"/>
+            </w:tcMar>
+            <w:vAlign w:val="top"/>
+          </w:tcPr>
+          <w:p>
+            <w:pPr>
+              <w:spacing w:after="30" w:before="0"/>
+            </w:pPr>
+            <w:r>
+              <w:rPr>
+                <w:i/>
+                <w:iCs/>
+                <w:color w:val="5E6E7E"/>
+                <w:sz w:val="18"/>
+                <w:szCs w:val="18"/>
+              </w:rPr>
+              <w:t xml:space="preserve">Not Mixed number: write a counter-example that does not fit the rule.</w:t>
+            </w:r>
+          </w:p>
+          <w:p>
+            <w:pPr>
+              <w:spacing w:after="50" w:before="0"/>
+            </w:pPr>
+            <w:r>
+              <w:rPr>
+                <w:color w:val="BBBBBB"/>
+                <w:sz w:val="18"/>
+                <w:szCs w:val="18"/>
+              </w:rPr>
+              <w:t xml:space="preserve">____________________________</w:t>
+            </w:r>
+          </w:p>
+        </w:tc>
+        <w:tc>
+          <w:tcPr>
+            <w:tcW w:type="dxa" w:w="2200"/>
+            <w:tcMar>
+              <w:top w:type="dxa" w:w="60"/>
+              <w:left w:type="dxa" w:w="100"/>
+              <w:bottom w:type="dxa" w:w="60"/>
+              <w:right w:type="dxa" w:w="100"/>
+            </w:tcMar>
+            <w:vAlign w:val="top"/>
+          </w:tcPr>
+          <w:p>
+            <w:pPr>
+              <w:spacing w:after="0" w:before="0"/>
+            </w:pPr>
+            <w:r>
+              <w:rPr>
+                <w:i/>
+                <w:iCs/>
+                <w:color w:val="5E6E7E"/>
+                <w:sz w:val="18"/>
+                <w:szCs w:val="18"/>
+              </w:rPr>
+              <w:t xml:space="preserve">2 1/2 = 5/2</w:t>
+            </w:r>
+          </w:p>
+        </w:tc>
+      </w:tr>
+      <w:tr>
+        <w:trPr>
+          <w:cantSplit/>
+        </w:trPr>
+        <w:tc>
+          <w:tcPr>
+            <w:tcW w:type="dxa" w:w="1800"/>
+            <w:tcMar>
+              <w:top w:type="dxa" w:w="60"/>
+              <w:left w:type="dxa" w:w="100"/>
+              <w:bottom w:type="dxa" w:w="60"/>
+              <w:right w:type="dxa" w:w="100"/>
+            </w:tcMar>
+            <w:vAlign w:val="top"/>
+          </w:tcPr>
+          <w:p>
+            <w:pPr>
+              <w:spacing w:after="20" w:before="0"/>
+            </w:pPr>
+            <w:r>
+              <w:rPr>
+                <w:b/>
+                <w:bCs/>
+                <w:color w:val="0F2B3C"/>
+                <w:sz w:val="20"/>
+                <w:szCs w:val="20"/>
+              </w:rPr>
+              <w:t xml:space="preserve">Improper fraction</w:t>
+            </w:r>
+          </w:p>
+          <w:p>
+            <w:pPr>
+              <w:spacing w:after="0" w:before="0"/>
+            </w:pPr>
+            <w:r>
+              <w:rPr>
+                <w:i/>
+                <w:iCs/>
+                <w:color w:val="5E6E7E"/>
+                <w:sz w:val="18"/>
+                <w:szCs w:val="18"/>
+              </w:rPr>
+              <w:t xml:space="preserve">Fracción impropia</w:t>
+            </w:r>
+          </w:p>
+        </w:tc>
+        <w:tc>
+          <w:tcPr>
+            <w:tcW w:type="dxa" w:w="3160"/>
+            <w:tcMar>
+              <w:top w:type="dxa" w:w="60"/>
+              <w:left w:type="dxa" w:w="100"/>
+              <w:bottom w:type="dxa" w:w="60"/>
+              <w:right w:type="dxa" w:w="100"/>
+            </w:tcMar>
+            <w:vAlign w:val="top"/>
+          </w:tcPr>
+          <w:p>
+            <w:pPr>
+              <w:spacing w:after="0" w:before="0"/>
+            </w:pPr>
+            <w:r>
+              <w:rPr>
+                <w:sz w:val="19"/>
+                <w:szCs w:val="19"/>
+              </w:rPr>
+              <w:t xml:space="preserve">A fraction whose numerator is greater than or equal to its denominator, like 5/2.</w:t>
+            </w:r>
+          </w:p>
+        </w:tc>
+        <w:tc>
+          <w:tcPr>
+            <w:tcW w:type="dxa" w:w="2200"/>
+            <w:tcMar>
+              <w:top w:type="dxa" w:w="60"/>
+              <w:left w:type="dxa" w:w="100"/>
+              <w:bottom w:type="dxa" w:w="60"/>
+              <w:right w:type="dxa" w:w="100"/>
+            </w:tcMar>
+            <w:vAlign w:val="top"/>
+          </w:tcPr>
+          <w:p>
+            <w:pPr>
+              <w:spacing w:after="30" w:before="0"/>
+            </w:pPr>
+            <w:r>
+              <w:rPr>
+                <w:i/>
+                <w:iCs/>
+                <w:color w:val="5E6E7E"/>
+                <w:sz w:val="18"/>
+                <w:szCs w:val="18"/>
+              </w:rPr>
+              <w:t xml:space="preserve">Not Improper fraction: write a counter-example that does not fit the rule.</w:t>
+            </w:r>
+          </w:p>
+          <w:p>
+            <w:pPr>
+              <w:spacing w:after="50" w:before="0"/>
+            </w:pPr>
+            <w:r>
+              <w:rPr>
+                <w:color w:val="BBBBBB"/>
+                <w:sz w:val="18"/>
+                <w:szCs w:val="18"/>
+              </w:rPr>
+              <w:t xml:space="preserve">____________________________</w:t>
+            </w:r>
+          </w:p>
+        </w:tc>
+        <w:tc>
+          <w:tcPr>
+            <w:tcW w:type="dxa" w:w="2200"/>
+            <w:tcMar>
+              <w:top w:type="dxa" w:w="60"/>
+              <w:left w:type="dxa" w:w="100"/>
+              <w:bottom w:type="dxa" w:w="60"/>
+              <w:right w:type="dxa" w:w="100"/>
+            </w:tcMar>
+            <w:vAlign w:val="top"/>
+          </w:tcPr>
+          <w:p>
+            <w:pPr>
+              <w:spacing w:after="0" w:before="0"/>
+            </w:pPr>
+            <w:r>
+              <w:rPr>
+                <w:i/>
+                <w:iCs/>
+                <w:color w:val="5E6E7E"/>
+                <w:sz w:val="18"/>
+                <w:szCs w:val="18"/>
+              </w:rPr>
+              <w:t xml:space="preserve">5/2 is the same amount as 2 1/2</w:t>
+            </w:r>
+          </w:p>
+        </w:tc>
+      </w:tr>
+    </w:tbl>
+    <w:p>
+      <w:pPr>
+        <w:spacing w:after="120" w:before="140"/>
       </w:pPr>
       <w:r>
         <w:rPr>
@@ -127,86 +1379,935 @@
         <w:t xml:space="preserve">One small multiply step at a time.</w:t>
       </w:r>
     </w:p>
-    <w:p>
-      <w:pPr>
-        <w:spacing w:after="40" w:before="0"/>
-      </w:pPr>
-      <w:r>
-        <w:rPr>
-          <w:sz w:val="22"/>
-          <w:szCs w:val="22"/>
-        </w:rPr>
-        <w:t xml:space="preserve">1.  Multiply the tops: 1 × 1 = ___</w:t>
-      </w:r>
-    </w:p>
-    <w:p>
-      <w:pPr>
-        <w:spacing w:after="80" w:before="0"/>
-      </w:pPr>
-      <w:r>
-        <w:rPr>
-          <w:color w:val="BBBBBB"/>
-        </w:rPr>
-        <w:t xml:space="preserve">____________________________________________________</w:t>
-      </w:r>
-    </w:p>
-    <w:p>
-      <w:pPr>
-        <w:spacing w:after="40" w:before="0"/>
-      </w:pPr>
-      <w:r>
-        <w:rPr>
-          <w:sz w:val="22"/>
-          <w:szCs w:val="22"/>
-        </w:rPr>
-        <w:t xml:space="preserve">2.  Multiply the bottoms: 2 × 3 = ___</w:t>
-      </w:r>
-    </w:p>
-    <w:p>
-      <w:pPr>
-        <w:spacing w:after="80" w:before="0"/>
-      </w:pPr>
-      <w:r>
-        <w:rPr>
-          <w:color w:val="BBBBBB"/>
-        </w:rPr>
-        <w:t xml:space="preserve">____________________________________________________</w:t>
-      </w:r>
-    </w:p>
-    <w:p>
-      <w:pPr>
-        <w:spacing w:after="40" w:before="0"/>
-      </w:pPr>
-      <w:r>
-        <w:rPr>
-          <w:sz w:val="22"/>
-          <w:szCs w:val="22"/>
-        </w:rPr>
-        <w:t xml:space="preserve">3.  So 1/2 × 1/3 = ___?</w:t>
-      </w:r>
-    </w:p>
-    <w:p>
-      <w:pPr>
-        <w:spacing w:after="40" w:before="0"/>
-      </w:pPr>
-      <w:r>
-        <w:rPr>
-          <w:color w:val="5E6E7E"/>
-          <w:sz w:val="20"/>
-          <w:szCs w:val="20"/>
-        </w:rPr>
-        <w:t xml:space="preserve">     choices: 2/3   /   1/3   /   1/6   /   1/5</w:t>
-      </w:r>
-    </w:p>
-    <w:p>
-      <w:pPr>
-        <w:spacing w:after="80" w:before="0"/>
-      </w:pPr>
-      <w:r>
-        <w:rPr>
-          <w:color w:val="BBBBBB"/>
-        </w:rPr>
-        <w:t xml:space="preserve">____________________________________________________</w:t>
+    <w:tbl>
+      <w:tblPr>
+        <w:tblW w:type="dxa" w:w="9360"/>
+        <w:tblBorders>
+          <w:top w:val="single" w:color="C7D2DD" w:sz="6"/>
+          <w:left w:val="single" w:color="C7D2DD" w:sz="6"/>
+          <w:bottom w:val="single" w:color="C7D2DD" w:sz="6"/>
+          <w:right w:val="single" w:color="C7D2DD" w:sz="6"/>
+          <w:insideH w:val="single" w:color="C7D2DD" w:sz="6"/>
+          <w:insideV w:val="single" w:color="C7D2DD" w:sz="6"/>
+        </w:tblBorders>
+      </w:tblPr>
+      <w:tblGrid>
+        <w:gridCol w:w="2800"/>
+        <w:gridCol w:w="3560"/>
+        <w:gridCol w:w="3000"/>
+      </w:tblGrid>
+      <w:tr>
+        <w:trPr>
+          <w:cantSplit/>
+          <w:tblHeader/>
+        </w:trPr>
+        <w:tc>
+          <w:tcPr>
+            <w:tcW w:type="dxa" w:w="2800"/>
+            <w:shd w:fill="EEF4F8" w:color="auto" w:val="clear"/>
+            <w:tcMar>
+              <w:top w:type="dxa" w:w="60"/>
+              <w:left w:type="dxa" w:w="100"/>
+              <w:bottom w:type="dxa" w:w="60"/>
+              <w:right w:type="dxa" w:w="100"/>
+            </w:tcMar>
+          </w:tcPr>
+          <w:p>
+            <w:pPr>
+              <w:spacing w:after="0" w:before="0"/>
+            </w:pPr>
+            <w:r>
+              <w:rPr>
+                <w:b/>
+                <w:bCs/>
+                <w:color w:val="0F2B3C"/>
+                <w:sz w:val="16"/>
+                <w:szCs w:val="16"/>
+              </w:rPr>
+              <w:t xml:space="preserve">CORE PROBLEM / GIVEN REPRESENTATION</w:t>
+            </w:r>
+          </w:p>
+        </w:tc>
+        <w:tc>
+          <w:tcPr>
+            <w:tcW w:type="dxa" w:w="3560"/>
+            <w:shd w:fill="EEF4F8" w:color="auto" w:val="clear"/>
+            <w:tcMar>
+              <w:top w:type="dxa" w:w="60"/>
+              <w:left w:type="dxa" w:w="100"/>
+              <w:bottom w:type="dxa" w:w="60"/>
+              <w:right w:type="dxa" w:w="100"/>
+            </w:tcMar>
+          </w:tcPr>
+          <w:p>
+            <w:pPr>
+              <w:spacing w:after="0" w:before="0"/>
+            </w:pPr>
+            <w:r>
+              <w:rPr>
+                <w:b/>
+                <w:bCs/>
+                <w:color w:val="0F2B3C"/>
+                <w:sz w:val="16"/>
+                <w:szCs w:val="16"/>
+              </w:rPr>
+              <w:t xml:space="preserve">WORKING SPACE / CALCULATION STEPS</w:t>
+            </w:r>
+          </w:p>
+        </w:tc>
+        <w:tc>
+          <w:tcPr>
+            <w:tcW w:type="dxa" w:w="3000"/>
+            <w:shd w:fill="FBF3E2" w:color="auto" w:val="clear"/>
+            <w:tcMar>
+              <w:top w:type="dxa" w:w="60"/>
+              <w:left w:type="dxa" w:w="100"/>
+              <w:bottom w:type="dxa" w:w="60"/>
+              <w:right w:type="dxa" w:w="100"/>
+            </w:tcMar>
+          </w:tcPr>
+          <w:p>
+            <w:pPr>
+              <w:spacing w:after="0" w:before="0"/>
+            </w:pPr>
+            <w:r>
+              <w:rPr>
+                <w:b/>
+                <w:bCs/>
+                <w:color w:val="7A5400"/>
+                <w:sz w:val="16"/>
+                <w:szCs w:val="16"/>
+              </w:rPr>
+              <w:t xml:space="preserve">EXPLAIN YOUR REASONING</w:t>
+            </w:r>
+          </w:p>
+        </w:tc>
+      </w:tr>
+      <w:tr>
+        <w:trPr>
+          <w:cantSplit/>
+        </w:trPr>
+        <w:tc>
+          <w:tcPr>
+            <w:tcW w:type="dxa" w:w="2800"/>
+            <w:tcMar>
+              <w:top w:type="dxa" w:w="80"/>
+              <w:left w:type="dxa" w:w="100"/>
+              <w:bottom w:type="dxa" w:w="80"/>
+              <w:right w:type="dxa" w:w="100"/>
+            </w:tcMar>
+            <w:vAlign w:val="top"/>
+          </w:tcPr>
+          <w:p>
+            <w:pPr>
+              <w:spacing w:after="40" w:before="0"/>
+            </w:pPr>
+            <w:r>
+              <w:rPr>
+                <w:b/>
+                <w:bCs/>
+                <w:color w:val="0F2B3C"/>
+                <w:sz w:val="20"/>
+                <w:szCs w:val="20"/>
+              </w:rPr>
+              <w:t xml:space="preserve">1.  Multiply the tops: 1 × 1 = ___</w:t>
+            </w:r>
+          </w:p>
+        </w:tc>
+        <w:tc>
+          <w:tcPr>
+            <w:tcW w:type="dxa" w:w="3560"/>
+            <w:tcMar>
+              <w:top w:type="dxa" w:w="80"/>
+              <w:left w:type="dxa" w:w="100"/>
+              <w:bottom w:type="dxa" w:w="80"/>
+              <w:right w:type="dxa" w:w="100"/>
+            </w:tcMar>
+            <w:vAlign w:val="top"/>
+          </w:tcPr>
+          <w:p>
+            <w:pPr>
+              <w:spacing w:after="50" w:before="0"/>
+            </w:pPr>
+            <w:r>
+              <w:rPr>
+                <w:color w:val="BBBBBB"/>
+                <w:sz w:val="18"/>
+                <w:szCs w:val="18"/>
+              </w:rPr>
+              <w:t xml:space="preserve">____________________________</w:t>
+            </w:r>
+          </w:p>
+          <w:p>
+            <w:pPr>
+              <w:spacing w:after="50" w:before="0"/>
+            </w:pPr>
+            <w:r>
+              <w:rPr>
+                <w:color w:val="BBBBBB"/>
+                <w:sz w:val="18"/>
+                <w:szCs w:val="18"/>
+              </w:rPr>
+              <w:t xml:space="preserve">____________________________</w:t>
+            </w:r>
+          </w:p>
+          <w:p>
+            <w:pPr>
+              <w:spacing w:after="50" w:before="0"/>
+            </w:pPr>
+            <w:r>
+              <w:rPr>
+                <w:color w:val="BBBBBB"/>
+                <w:sz w:val="18"/>
+                <w:szCs w:val="18"/>
+              </w:rPr>
+              <w:t xml:space="preserve">____________________________</w:t>
+            </w:r>
+          </w:p>
+          <w:p>
+            <w:pPr>
+              <w:spacing w:after="50" w:before="0"/>
+            </w:pPr>
+            <w:r>
+              <w:rPr>
+                <w:color w:val="BBBBBB"/>
+                <w:sz w:val="18"/>
+                <w:szCs w:val="18"/>
+              </w:rPr>
+              <w:t xml:space="preserve">____________________________</w:t>
+            </w:r>
+          </w:p>
+        </w:tc>
+        <w:tc>
+          <w:tcPr>
+            <w:tcW w:type="dxa" w:w="3000"/>
+            <w:shd w:fill="FBF3E2" w:color="auto" w:val="clear"/>
+            <w:tcMar>
+              <w:top w:type="dxa" w:w="80"/>
+              <w:left w:type="dxa" w:w="100"/>
+              <w:bottom w:type="dxa" w:w="80"/>
+              <w:right w:type="dxa" w:w="100"/>
+            </w:tcMar>
+            <w:vAlign w:val="top"/>
+          </w:tcPr>
+          <w:p>
+            <w:pPr>
+              <w:spacing w:after="30" w:before="0"/>
+            </w:pPr>
+            <w:r>
+              <w:rPr>
+                <w:b/>
+                <w:bCs/>
+                <w:color w:val="0F2B3C"/>
+                <w:sz w:val="18"/>
+                <w:szCs w:val="18"/>
+              </w:rPr>
+              <w:t xml:space="preserve">Because... ________________</w:t>
+            </w:r>
+          </w:p>
+          <w:p>
+            <w:pPr>
+              <w:spacing w:after="50" w:before="0"/>
+            </w:pPr>
+            <w:r>
+              <w:rPr>
+                <w:color w:val="BBBBBB"/>
+                <w:sz w:val="18"/>
+                <w:szCs w:val="18"/>
+              </w:rPr>
+              <w:t xml:space="preserve">____________________________</w:t>
+            </w:r>
+          </w:p>
+          <w:p>
+            <w:pPr>
+              <w:spacing w:after="30" w:before="40"/>
+            </w:pPr>
+            <w:r>
+              <w:rPr>
+                <w:b/>
+                <w:bCs/>
+                <w:color w:val="1A6FB5"/>
+                <w:sz w:val="18"/>
+                <w:szCs w:val="18"/>
+              </w:rPr>
+              <w:t xml:space="preserve">Although... _______________</w:t>
+            </w:r>
+          </w:p>
+          <w:p>
+            <w:pPr>
+              <w:spacing w:after="50" w:before="0"/>
+            </w:pPr>
+            <w:r>
+              <w:rPr>
+                <w:color w:val="BBBBBB"/>
+                <w:sz w:val="18"/>
+                <w:szCs w:val="18"/>
+              </w:rPr>
+              <w:t xml:space="preserve">____________________________</w:t>
+            </w:r>
+          </w:p>
+          <w:p>
+            <w:pPr>
+              <w:spacing w:after="30" w:before="40"/>
+            </w:pPr>
+            <w:r>
+              <w:rPr>
+                <w:b/>
+                <w:bCs/>
+                <w:color w:val="7A5400"/>
+                <w:sz w:val="18"/>
+                <w:szCs w:val="18"/>
+              </w:rPr>
+              <w:t xml:space="preserve">Therefore... ______________</w:t>
+            </w:r>
+          </w:p>
+          <w:p>
+            <w:pPr>
+              <w:spacing w:after="50" w:before="0"/>
+            </w:pPr>
+            <w:r>
+              <w:rPr>
+                <w:color w:val="BBBBBB"/>
+                <w:sz w:val="18"/>
+                <w:szCs w:val="18"/>
+              </w:rPr>
+              <w:t xml:space="preserve">____________________________</w:t>
+            </w:r>
+          </w:p>
+        </w:tc>
+      </w:tr>
+    </w:tbl>
+    <w:p>
+      <w:pPr>
+        <w:spacing w:after="60" w:before="0"/>
+      </w:pPr>
+      <w:r>
+        <w:t xml:space="preserve"/>
+      </w:r>
+    </w:p>
+    <w:tbl>
+      <w:tblPr>
+        <w:tblW w:type="dxa" w:w="9360"/>
+        <w:tblBorders>
+          <w:top w:val="single" w:color="C7D2DD" w:sz="6"/>
+          <w:left w:val="single" w:color="C7D2DD" w:sz="6"/>
+          <w:bottom w:val="single" w:color="C7D2DD" w:sz="6"/>
+          <w:right w:val="single" w:color="C7D2DD" w:sz="6"/>
+          <w:insideH w:val="single" w:color="C7D2DD" w:sz="6"/>
+          <w:insideV w:val="single" w:color="C7D2DD" w:sz="6"/>
+        </w:tblBorders>
+      </w:tblPr>
+      <w:tblGrid>
+        <w:gridCol w:w="2800"/>
+        <w:gridCol w:w="3560"/>
+        <w:gridCol w:w="3000"/>
+      </w:tblGrid>
+      <w:tr>
+        <w:trPr>
+          <w:cantSplit/>
+          <w:tblHeader/>
+        </w:trPr>
+        <w:tc>
+          <w:tcPr>
+            <w:tcW w:type="dxa" w:w="2800"/>
+            <w:shd w:fill="EEF4F8" w:color="auto" w:val="clear"/>
+            <w:tcMar>
+              <w:top w:type="dxa" w:w="60"/>
+              <w:left w:type="dxa" w:w="100"/>
+              <w:bottom w:type="dxa" w:w="60"/>
+              <w:right w:type="dxa" w:w="100"/>
+            </w:tcMar>
+          </w:tcPr>
+          <w:p>
+            <w:pPr>
+              <w:spacing w:after="0" w:before="0"/>
+            </w:pPr>
+            <w:r>
+              <w:rPr>
+                <w:b/>
+                <w:bCs/>
+                <w:color w:val="0F2B3C"/>
+                <w:sz w:val="16"/>
+                <w:szCs w:val="16"/>
+              </w:rPr>
+              <w:t xml:space="preserve">CORE PROBLEM / GIVEN REPRESENTATION</w:t>
+            </w:r>
+          </w:p>
+        </w:tc>
+        <w:tc>
+          <w:tcPr>
+            <w:tcW w:type="dxa" w:w="3560"/>
+            <w:shd w:fill="EEF4F8" w:color="auto" w:val="clear"/>
+            <w:tcMar>
+              <w:top w:type="dxa" w:w="60"/>
+              <w:left w:type="dxa" w:w="100"/>
+              <w:bottom w:type="dxa" w:w="60"/>
+              <w:right w:type="dxa" w:w="100"/>
+            </w:tcMar>
+          </w:tcPr>
+          <w:p>
+            <w:pPr>
+              <w:spacing w:after="0" w:before="0"/>
+            </w:pPr>
+            <w:r>
+              <w:rPr>
+                <w:b/>
+                <w:bCs/>
+                <w:color w:val="0F2B3C"/>
+                <w:sz w:val="16"/>
+                <w:szCs w:val="16"/>
+              </w:rPr>
+              <w:t xml:space="preserve">WORKING SPACE / CALCULATION STEPS</w:t>
+            </w:r>
+          </w:p>
+        </w:tc>
+        <w:tc>
+          <w:tcPr>
+            <w:tcW w:type="dxa" w:w="3000"/>
+            <w:shd w:fill="FBF3E2" w:color="auto" w:val="clear"/>
+            <w:tcMar>
+              <w:top w:type="dxa" w:w="60"/>
+              <w:left w:type="dxa" w:w="100"/>
+              <w:bottom w:type="dxa" w:w="60"/>
+              <w:right w:type="dxa" w:w="100"/>
+            </w:tcMar>
+          </w:tcPr>
+          <w:p>
+            <w:pPr>
+              <w:spacing w:after="0" w:before="0"/>
+            </w:pPr>
+            <w:r>
+              <w:rPr>
+                <w:b/>
+                <w:bCs/>
+                <w:color w:val="7A5400"/>
+                <w:sz w:val="16"/>
+                <w:szCs w:val="16"/>
+              </w:rPr>
+              <w:t xml:space="preserve">EXPLAIN YOUR REASONING</w:t>
+            </w:r>
+          </w:p>
+        </w:tc>
+      </w:tr>
+      <w:tr>
+        <w:trPr>
+          <w:cantSplit/>
+        </w:trPr>
+        <w:tc>
+          <w:tcPr>
+            <w:tcW w:type="dxa" w:w="2800"/>
+            <w:tcMar>
+              <w:top w:type="dxa" w:w="80"/>
+              <w:left w:type="dxa" w:w="100"/>
+              <w:bottom w:type="dxa" w:w="80"/>
+              <w:right w:type="dxa" w:w="100"/>
+            </w:tcMar>
+            <w:vAlign w:val="top"/>
+          </w:tcPr>
+          <w:p>
+            <w:pPr>
+              <w:spacing w:after="40" w:before="0"/>
+            </w:pPr>
+            <w:r>
+              <w:rPr>
+                <w:b/>
+                <w:bCs/>
+                <w:color w:val="0F2B3C"/>
+                <w:sz w:val="20"/>
+                <w:szCs w:val="20"/>
+              </w:rPr>
+              <w:t xml:space="preserve">2.  Multiply the bottoms: 2 × 3 = ___</w:t>
+            </w:r>
+          </w:p>
+        </w:tc>
+        <w:tc>
+          <w:tcPr>
+            <w:tcW w:type="dxa" w:w="3560"/>
+            <w:tcMar>
+              <w:top w:type="dxa" w:w="80"/>
+              <w:left w:type="dxa" w:w="100"/>
+              <w:bottom w:type="dxa" w:w="80"/>
+              <w:right w:type="dxa" w:w="100"/>
+            </w:tcMar>
+            <w:vAlign w:val="top"/>
+          </w:tcPr>
+          <w:p>
+            <w:pPr>
+              <w:spacing w:after="50" w:before="0"/>
+            </w:pPr>
+            <w:r>
+              <w:rPr>
+                <w:color w:val="BBBBBB"/>
+                <w:sz w:val="18"/>
+                <w:szCs w:val="18"/>
+              </w:rPr>
+              <w:t xml:space="preserve">____________________________</w:t>
+            </w:r>
+          </w:p>
+          <w:p>
+            <w:pPr>
+              <w:spacing w:after="50" w:before="0"/>
+            </w:pPr>
+            <w:r>
+              <w:rPr>
+                <w:color w:val="BBBBBB"/>
+                <w:sz w:val="18"/>
+                <w:szCs w:val="18"/>
+              </w:rPr>
+              <w:t xml:space="preserve">____________________________</w:t>
+            </w:r>
+          </w:p>
+          <w:p>
+            <w:pPr>
+              <w:spacing w:after="50" w:before="0"/>
+            </w:pPr>
+            <w:r>
+              <w:rPr>
+                <w:color w:val="BBBBBB"/>
+                <w:sz w:val="18"/>
+                <w:szCs w:val="18"/>
+              </w:rPr>
+              <w:t xml:space="preserve">____________________________</w:t>
+            </w:r>
+          </w:p>
+          <w:p>
+            <w:pPr>
+              <w:spacing w:after="50" w:before="0"/>
+            </w:pPr>
+            <w:r>
+              <w:rPr>
+                <w:color w:val="BBBBBB"/>
+                <w:sz w:val="18"/>
+                <w:szCs w:val="18"/>
+              </w:rPr>
+              <w:t xml:space="preserve">____________________________</w:t>
+            </w:r>
+          </w:p>
+        </w:tc>
+        <w:tc>
+          <w:tcPr>
+            <w:tcW w:type="dxa" w:w="3000"/>
+            <w:shd w:fill="FBF3E2" w:color="auto" w:val="clear"/>
+            <w:tcMar>
+              <w:top w:type="dxa" w:w="80"/>
+              <w:left w:type="dxa" w:w="100"/>
+              <w:bottom w:type="dxa" w:w="80"/>
+              <w:right w:type="dxa" w:w="100"/>
+            </w:tcMar>
+            <w:vAlign w:val="top"/>
+          </w:tcPr>
+          <w:p>
+            <w:pPr>
+              <w:spacing w:after="30" w:before="0"/>
+            </w:pPr>
+            <w:r>
+              <w:rPr>
+                <w:b/>
+                <w:bCs/>
+                <w:color w:val="0F2B3C"/>
+                <w:sz w:val="18"/>
+                <w:szCs w:val="18"/>
+              </w:rPr>
+              <w:t xml:space="preserve">Because... ________________</w:t>
+            </w:r>
+          </w:p>
+          <w:p>
+            <w:pPr>
+              <w:spacing w:after="50" w:before="0"/>
+            </w:pPr>
+            <w:r>
+              <w:rPr>
+                <w:color w:val="BBBBBB"/>
+                <w:sz w:val="18"/>
+                <w:szCs w:val="18"/>
+              </w:rPr>
+              <w:t xml:space="preserve">____________________________</w:t>
+            </w:r>
+          </w:p>
+          <w:p>
+            <w:pPr>
+              <w:spacing w:after="30" w:before="40"/>
+            </w:pPr>
+            <w:r>
+              <w:rPr>
+                <w:b/>
+                <w:bCs/>
+                <w:color w:val="1A6FB5"/>
+                <w:sz w:val="18"/>
+                <w:szCs w:val="18"/>
+              </w:rPr>
+              <w:t xml:space="preserve">Although... _______________</w:t>
+            </w:r>
+          </w:p>
+          <w:p>
+            <w:pPr>
+              <w:spacing w:after="50" w:before="0"/>
+            </w:pPr>
+            <w:r>
+              <w:rPr>
+                <w:color w:val="BBBBBB"/>
+                <w:sz w:val="18"/>
+                <w:szCs w:val="18"/>
+              </w:rPr>
+              <w:t xml:space="preserve">____________________________</w:t>
+            </w:r>
+          </w:p>
+          <w:p>
+            <w:pPr>
+              <w:spacing w:after="30" w:before="40"/>
+            </w:pPr>
+            <w:r>
+              <w:rPr>
+                <w:b/>
+                <w:bCs/>
+                <w:color w:val="7A5400"/>
+                <w:sz w:val="18"/>
+                <w:szCs w:val="18"/>
+              </w:rPr>
+              <w:t xml:space="preserve">Therefore... ______________</w:t>
+            </w:r>
+          </w:p>
+          <w:p>
+            <w:pPr>
+              <w:spacing w:after="50" w:before="0"/>
+            </w:pPr>
+            <w:r>
+              <w:rPr>
+                <w:color w:val="BBBBBB"/>
+                <w:sz w:val="18"/>
+                <w:szCs w:val="18"/>
+              </w:rPr>
+              <w:t xml:space="preserve">____________________________</w:t>
+            </w:r>
+          </w:p>
+        </w:tc>
+      </w:tr>
+    </w:tbl>
+    <w:p>
+      <w:pPr>
+        <w:spacing w:after="60" w:before="0"/>
+      </w:pPr>
+      <w:r>
+        <w:t xml:space="preserve"/>
+      </w:r>
+    </w:p>
+    <w:tbl>
+      <w:tblPr>
+        <w:tblW w:type="dxa" w:w="9360"/>
+        <w:tblBorders>
+          <w:top w:val="single" w:color="C7D2DD" w:sz="6"/>
+          <w:left w:val="single" w:color="C7D2DD" w:sz="6"/>
+          <w:bottom w:val="single" w:color="C7D2DD" w:sz="6"/>
+          <w:right w:val="single" w:color="C7D2DD" w:sz="6"/>
+          <w:insideH w:val="single" w:color="C7D2DD" w:sz="6"/>
+          <w:insideV w:val="single" w:color="C7D2DD" w:sz="6"/>
+        </w:tblBorders>
+      </w:tblPr>
+      <w:tblGrid>
+        <w:gridCol w:w="2800"/>
+        <w:gridCol w:w="3560"/>
+        <w:gridCol w:w="3000"/>
+      </w:tblGrid>
+      <w:tr>
+        <w:trPr>
+          <w:cantSplit/>
+          <w:tblHeader/>
+        </w:trPr>
+        <w:tc>
+          <w:tcPr>
+            <w:tcW w:type="dxa" w:w="2800"/>
+            <w:shd w:fill="EEF4F8" w:color="auto" w:val="clear"/>
+            <w:tcMar>
+              <w:top w:type="dxa" w:w="60"/>
+              <w:left w:type="dxa" w:w="100"/>
+              <w:bottom w:type="dxa" w:w="60"/>
+              <w:right w:type="dxa" w:w="100"/>
+            </w:tcMar>
+          </w:tcPr>
+          <w:p>
+            <w:pPr>
+              <w:spacing w:after="0" w:before="0"/>
+            </w:pPr>
+            <w:r>
+              <w:rPr>
+                <w:b/>
+                <w:bCs/>
+                <w:color w:val="0F2B3C"/>
+                <w:sz w:val="16"/>
+                <w:szCs w:val="16"/>
+              </w:rPr>
+              <w:t xml:space="preserve">CORE PROBLEM / GIVEN REPRESENTATION</w:t>
+            </w:r>
+          </w:p>
+        </w:tc>
+        <w:tc>
+          <w:tcPr>
+            <w:tcW w:type="dxa" w:w="3560"/>
+            <w:shd w:fill="EEF4F8" w:color="auto" w:val="clear"/>
+            <w:tcMar>
+              <w:top w:type="dxa" w:w="60"/>
+              <w:left w:type="dxa" w:w="100"/>
+              <w:bottom w:type="dxa" w:w="60"/>
+              <w:right w:type="dxa" w:w="100"/>
+            </w:tcMar>
+          </w:tcPr>
+          <w:p>
+            <w:pPr>
+              <w:spacing w:after="0" w:before="0"/>
+            </w:pPr>
+            <w:r>
+              <w:rPr>
+                <w:b/>
+                <w:bCs/>
+                <w:color w:val="0F2B3C"/>
+                <w:sz w:val="16"/>
+                <w:szCs w:val="16"/>
+              </w:rPr>
+              <w:t xml:space="preserve">WORKING SPACE / CALCULATION STEPS</w:t>
+            </w:r>
+          </w:p>
+        </w:tc>
+        <w:tc>
+          <w:tcPr>
+            <w:tcW w:type="dxa" w:w="3000"/>
+            <w:shd w:fill="FBF3E2" w:color="auto" w:val="clear"/>
+            <w:tcMar>
+              <w:top w:type="dxa" w:w="60"/>
+              <w:left w:type="dxa" w:w="100"/>
+              <w:bottom w:type="dxa" w:w="60"/>
+              <w:right w:type="dxa" w:w="100"/>
+            </w:tcMar>
+          </w:tcPr>
+          <w:p>
+            <w:pPr>
+              <w:spacing w:after="0" w:before="0"/>
+            </w:pPr>
+            <w:r>
+              <w:rPr>
+                <w:b/>
+                <w:bCs/>
+                <w:color w:val="7A5400"/>
+                <w:sz w:val="16"/>
+                <w:szCs w:val="16"/>
+              </w:rPr>
+              <w:t xml:space="preserve">EXPLAIN YOUR REASONING</w:t>
+            </w:r>
+          </w:p>
+        </w:tc>
+      </w:tr>
+      <w:tr>
+        <w:trPr>
+          <w:cantSplit/>
+        </w:trPr>
+        <w:tc>
+          <w:tcPr>
+            <w:tcW w:type="dxa" w:w="2800"/>
+            <w:tcMar>
+              <w:top w:type="dxa" w:w="80"/>
+              <w:left w:type="dxa" w:w="100"/>
+              <w:bottom w:type="dxa" w:w="80"/>
+              <w:right w:type="dxa" w:w="100"/>
+            </w:tcMar>
+            <w:vAlign w:val="top"/>
+          </w:tcPr>
+          <w:p>
+            <w:pPr>
+              <w:spacing w:after="40" w:before="0"/>
+            </w:pPr>
+            <w:r>
+              <w:rPr>
+                <w:b/>
+                <w:bCs/>
+                <w:color w:val="0F2B3C"/>
+                <w:sz w:val="20"/>
+                <w:szCs w:val="20"/>
+              </w:rPr>
+              <w:t xml:space="preserve">3.  So 1/2 × 1/3 = ___?</w:t>
+            </w:r>
+          </w:p>
+          <w:p>
+            <w:pPr>
+              <w:spacing w:after="0" w:before="0"/>
+            </w:pPr>
+            <w:r>
+              <w:rPr>
+                <w:color w:val="5E6E7E"/>
+                <w:sz w:val="18"/>
+                <w:szCs w:val="18"/>
+              </w:rPr>
+              <w:t xml:space="preserve">Choices: 2/3   /   1/3   /   1/6   /   1/5</w:t>
+            </w:r>
+          </w:p>
+        </w:tc>
+        <w:tc>
+          <w:tcPr>
+            <w:tcW w:type="dxa" w:w="3560"/>
+            <w:tcMar>
+              <w:top w:type="dxa" w:w="80"/>
+              <w:left w:type="dxa" w:w="100"/>
+              <w:bottom w:type="dxa" w:w="80"/>
+              <w:right w:type="dxa" w:w="100"/>
+            </w:tcMar>
+            <w:vAlign w:val="top"/>
+          </w:tcPr>
+          <w:p>
+            <w:pPr>
+              <w:spacing w:after="50" w:before="0"/>
+            </w:pPr>
+            <w:r>
+              <w:rPr>
+                <w:color w:val="BBBBBB"/>
+                <w:sz w:val="18"/>
+                <w:szCs w:val="18"/>
+              </w:rPr>
+              <w:t xml:space="preserve">____________________________</w:t>
+            </w:r>
+          </w:p>
+          <w:p>
+            <w:pPr>
+              <w:spacing w:after="50" w:before="0"/>
+            </w:pPr>
+            <w:r>
+              <w:rPr>
+                <w:color w:val="BBBBBB"/>
+                <w:sz w:val="18"/>
+                <w:szCs w:val="18"/>
+              </w:rPr>
+              <w:t xml:space="preserve">____________________________</w:t>
+            </w:r>
+          </w:p>
+          <w:p>
+            <w:pPr>
+              <w:spacing w:after="50" w:before="0"/>
+            </w:pPr>
+            <w:r>
+              <w:rPr>
+                <w:color w:val="BBBBBB"/>
+                <w:sz w:val="18"/>
+                <w:szCs w:val="18"/>
+              </w:rPr>
+              <w:t xml:space="preserve">____________________________</w:t>
+            </w:r>
+          </w:p>
+          <w:p>
+            <w:pPr>
+              <w:spacing w:after="50" w:before="0"/>
+            </w:pPr>
+            <w:r>
+              <w:rPr>
+                <w:color w:val="BBBBBB"/>
+                <w:sz w:val="18"/>
+                <w:szCs w:val="18"/>
+              </w:rPr>
+              <w:t xml:space="preserve">____________________________</w:t>
+            </w:r>
+          </w:p>
+        </w:tc>
+        <w:tc>
+          <w:tcPr>
+            <w:tcW w:type="dxa" w:w="3000"/>
+            <w:shd w:fill="FBF3E2" w:color="auto" w:val="clear"/>
+            <w:tcMar>
+              <w:top w:type="dxa" w:w="80"/>
+              <w:left w:type="dxa" w:w="100"/>
+              <w:bottom w:type="dxa" w:w="80"/>
+              <w:right w:type="dxa" w:w="100"/>
+            </w:tcMar>
+            <w:vAlign w:val="top"/>
+          </w:tcPr>
+          <w:p>
+            <w:pPr>
+              <w:spacing w:after="30" w:before="0"/>
+            </w:pPr>
+            <w:r>
+              <w:rPr>
+                <w:b/>
+                <w:bCs/>
+                <w:color w:val="0F2B3C"/>
+                <w:sz w:val="18"/>
+                <w:szCs w:val="18"/>
+              </w:rPr>
+              <w:t xml:space="preserve">Because... ________________</w:t>
+            </w:r>
+          </w:p>
+          <w:p>
+            <w:pPr>
+              <w:spacing w:after="50" w:before="0"/>
+            </w:pPr>
+            <w:r>
+              <w:rPr>
+                <w:color w:val="BBBBBB"/>
+                <w:sz w:val="18"/>
+                <w:szCs w:val="18"/>
+              </w:rPr>
+              <w:t xml:space="preserve">____________________________</w:t>
+            </w:r>
+          </w:p>
+          <w:p>
+            <w:pPr>
+              <w:spacing w:after="30" w:before="40"/>
+            </w:pPr>
+            <w:r>
+              <w:rPr>
+                <w:b/>
+                <w:bCs/>
+                <w:color w:val="1A6FB5"/>
+                <w:sz w:val="18"/>
+                <w:szCs w:val="18"/>
+              </w:rPr>
+              <w:t xml:space="preserve">Although... _______________</w:t>
+            </w:r>
+          </w:p>
+          <w:p>
+            <w:pPr>
+              <w:spacing w:after="50" w:before="0"/>
+            </w:pPr>
+            <w:r>
+              <w:rPr>
+                <w:color w:val="BBBBBB"/>
+                <w:sz w:val="18"/>
+                <w:szCs w:val="18"/>
+              </w:rPr>
+              <w:t xml:space="preserve">____________________________</w:t>
+            </w:r>
+          </w:p>
+          <w:p>
+            <w:pPr>
+              <w:spacing w:after="30" w:before="40"/>
+            </w:pPr>
+            <w:r>
+              <w:rPr>
+                <w:b/>
+                <w:bCs/>
+                <w:color w:val="7A5400"/>
+                <w:sz w:val="18"/>
+                <w:szCs w:val="18"/>
+              </w:rPr>
+              <w:t xml:space="preserve">Therefore... ______________</w:t>
+            </w:r>
+          </w:p>
+          <w:p>
+            <w:pPr>
+              <w:spacing w:after="50" w:before="0"/>
+            </w:pPr>
+            <w:r>
+              <w:rPr>
+                <w:color w:val="BBBBBB"/>
+                <w:sz w:val="18"/>
+                <w:szCs w:val="18"/>
+              </w:rPr>
+              <w:t xml:space="preserve">____________________________</w:t>
+            </w:r>
+          </w:p>
+        </w:tc>
+      </w:tr>
+    </w:tbl>
+    <w:p>
+      <w:pPr>
+        <w:spacing w:after="60" w:before="0"/>
+      </w:pPr>
+      <w:r>
+        <w:t xml:space="preserve"/>
       </w:r>
     </w:p>
     <w:p>
@@ -238,76 +2339,642 @@
         <w:t xml:space="preserve">Multiply and find flips.</w:t>
       </w:r>
     </w:p>
-    <w:p>
-      <w:pPr>
-        <w:spacing w:after="40" w:before="0"/>
-      </w:pPr>
-      <w:r>
-        <w:rPr>
-          <w:sz w:val="22"/>
-          <w:szCs w:val="22"/>
-        </w:rPr>
-        <w:t xml:space="preserve">1.  What is 2/3 × 1/2? (simplify)</w:t>
-      </w:r>
-    </w:p>
-    <w:p>
-      <w:pPr>
-        <w:spacing w:after="40" w:before="0"/>
-      </w:pPr>
-      <w:r>
-        <w:rPr>
-          <w:color w:val="5E6E7E"/>
-          <w:sz w:val="20"/>
-          <w:szCs w:val="20"/>
-        </w:rPr>
-        <w:t xml:space="preserve">     choices: 2/6   /   1/3   /   3/2   /   1/2</w:t>
-      </w:r>
-    </w:p>
-    <w:p>
-      <w:pPr>
-        <w:spacing w:after="80" w:before="0"/>
-      </w:pPr>
-      <w:r>
-        <w:rPr>
-          <w:color w:val="BBBBBB"/>
-        </w:rPr>
-        <w:t xml:space="preserve">____________________________________________________</w:t>
-      </w:r>
-    </w:p>
-    <w:p>
-      <w:pPr>
-        <w:spacing w:after="40" w:before="0"/>
-      </w:pPr>
-      <w:r>
-        <w:rPr>
-          <w:sz w:val="22"/>
-          <w:szCs w:val="22"/>
-        </w:rPr>
-        <w:t xml:space="preserve">2.  What is the reciprocal of 1/4?</w:t>
-      </w:r>
-    </w:p>
-    <w:p>
-      <w:pPr>
-        <w:spacing w:after="40" w:before="0"/>
-      </w:pPr>
-      <w:r>
-        <w:rPr>
-          <w:color w:val="5E6E7E"/>
-          <w:sz w:val="20"/>
-          <w:szCs w:val="20"/>
-        </w:rPr>
-        <w:t xml:space="preserve">     choices: 1/4   /   1/2   /   2/4   /   4/1</w:t>
-      </w:r>
-    </w:p>
-    <w:p>
-      <w:pPr>
-        <w:spacing w:after="80" w:before="0"/>
-      </w:pPr>
-      <w:r>
-        <w:rPr>
-          <w:color w:val="BBBBBB"/>
-        </w:rPr>
-        <w:t xml:space="preserve">____________________________________________________</w:t>
+    <w:tbl>
+      <w:tblPr>
+        <w:tblW w:type="dxa" w:w="9360"/>
+        <w:tblBorders>
+          <w:top w:val="single" w:color="C7D2DD" w:sz="6"/>
+          <w:left w:val="single" w:color="C7D2DD" w:sz="6"/>
+          <w:bottom w:val="single" w:color="C7D2DD" w:sz="6"/>
+          <w:right w:val="single" w:color="C7D2DD" w:sz="6"/>
+          <w:insideH w:val="single" w:color="C7D2DD" w:sz="6"/>
+          <w:insideV w:val="single" w:color="C7D2DD" w:sz="6"/>
+        </w:tblBorders>
+      </w:tblPr>
+      <w:tblGrid>
+        <w:gridCol w:w="2800"/>
+        <w:gridCol w:w="3560"/>
+        <w:gridCol w:w="3000"/>
+      </w:tblGrid>
+      <w:tr>
+        <w:trPr>
+          <w:cantSplit/>
+          <w:tblHeader/>
+        </w:trPr>
+        <w:tc>
+          <w:tcPr>
+            <w:tcW w:type="dxa" w:w="2800"/>
+            <w:shd w:fill="EEF4F8" w:color="auto" w:val="clear"/>
+            <w:tcMar>
+              <w:top w:type="dxa" w:w="60"/>
+              <w:left w:type="dxa" w:w="100"/>
+              <w:bottom w:type="dxa" w:w="60"/>
+              <w:right w:type="dxa" w:w="100"/>
+            </w:tcMar>
+          </w:tcPr>
+          <w:p>
+            <w:pPr>
+              <w:spacing w:after="0" w:before="0"/>
+            </w:pPr>
+            <w:r>
+              <w:rPr>
+                <w:b/>
+                <w:bCs/>
+                <w:color w:val="0F2B3C"/>
+                <w:sz w:val="16"/>
+                <w:szCs w:val="16"/>
+              </w:rPr>
+              <w:t xml:space="preserve">CORE PROBLEM / GIVEN REPRESENTATION</w:t>
+            </w:r>
+          </w:p>
+        </w:tc>
+        <w:tc>
+          <w:tcPr>
+            <w:tcW w:type="dxa" w:w="3560"/>
+            <w:shd w:fill="EEF4F8" w:color="auto" w:val="clear"/>
+            <w:tcMar>
+              <w:top w:type="dxa" w:w="60"/>
+              <w:left w:type="dxa" w:w="100"/>
+              <w:bottom w:type="dxa" w:w="60"/>
+              <w:right w:type="dxa" w:w="100"/>
+            </w:tcMar>
+          </w:tcPr>
+          <w:p>
+            <w:pPr>
+              <w:spacing w:after="0" w:before="0"/>
+            </w:pPr>
+            <w:r>
+              <w:rPr>
+                <w:b/>
+                <w:bCs/>
+                <w:color w:val="0F2B3C"/>
+                <w:sz w:val="16"/>
+                <w:szCs w:val="16"/>
+              </w:rPr>
+              <w:t xml:space="preserve">WORKING SPACE / CALCULATION STEPS</w:t>
+            </w:r>
+          </w:p>
+        </w:tc>
+        <w:tc>
+          <w:tcPr>
+            <w:tcW w:type="dxa" w:w="3000"/>
+            <w:shd w:fill="FBF3E2" w:color="auto" w:val="clear"/>
+            <w:tcMar>
+              <w:top w:type="dxa" w:w="60"/>
+              <w:left w:type="dxa" w:w="100"/>
+              <w:bottom w:type="dxa" w:w="60"/>
+              <w:right w:type="dxa" w:w="100"/>
+            </w:tcMar>
+          </w:tcPr>
+          <w:p>
+            <w:pPr>
+              <w:spacing w:after="0" w:before="0"/>
+            </w:pPr>
+            <w:r>
+              <w:rPr>
+                <w:b/>
+                <w:bCs/>
+                <w:color w:val="7A5400"/>
+                <w:sz w:val="16"/>
+                <w:szCs w:val="16"/>
+              </w:rPr>
+              <w:t xml:space="preserve">EXPLAIN YOUR REASONING</w:t>
+            </w:r>
+          </w:p>
+        </w:tc>
+      </w:tr>
+      <w:tr>
+        <w:trPr>
+          <w:cantSplit/>
+        </w:trPr>
+        <w:tc>
+          <w:tcPr>
+            <w:tcW w:type="dxa" w:w="2800"/>
+            <w:tcMar>
+              <w:top w:type="dxa" w:w="80"/>
+              <w:left w:type="dxa" w:w="100"/>
+              <w:bottom w:type="dxa" w:w="80"/>
+              <w:right w:type="dxa" w:w="100"/>
+            </w:tcMar>
+            <w:vAlign w:val="top"/>
+          </w:tcPr>
+          <w:p>
+            <w:pPr>
+              <w:spacing w:after="40" w:before="0"/>
+            </w:pPr>
+            <w:r>
+              <w:rPr>
+                <w:b/>
+                <w:bCs/>
+                <w:color w:val="0F2B3C"/>
+                <w:sz w:val="20"/>
+                <w:szCs w:val="20"/>
+              </w:rPr>
+              <w:t xml:space="preserve">1.  What is 2/3 × 1/2? (simplify)</w:t>
+            </w:r>
+          </w:p>
+          <w:p>
+            <w:pPr>
+              <w:spacing w:after="0" w:before="0"/>
+            </w:pPr>
+            <w:r>
+              <w:rPr>
+                <w:color w:val="5E6E7E"/>
+                <w:sz w:val="18"/>
+                <w:szCs w:val="18"/>
+              </w:rPr>
+              <w:t xml:space="preserve">Choices: 2/6   /   1/3   /   3/2   /   1/2</w:t>
+            </w:r>
+          </w:p>
+        </w:tc>
+        <w:tc>
+          <w:tcPr>
+            <w:tcW w:type="dxa" w:w="3560"/>
+            <w:tcMar>
+              <w:top w:type="dxa" w:w="80"/>
+              <w:left w:type="dxa" w:w="100"/>
+              <w:bottom w:type="dxa" w:w="80"/>
+              <w:right w:type="dxa" w:w="100"/>
+            </w:tcMar>
+            <w:vAlign w:val="top"/>
+          </w:tcPr>
+          <w:p>
+            <w:pPr>
+              <w:spacing w:after="50" w:before="0"/>
+            </w:pPr>
+            <w:r>
+              <w:rPr>
+                <w:color w:val="BBBBBB"/>
+                <w:sz w:val="18"/>
+                <w:szCs w:val="18"/>
+              </w:rPr>
+              <w:t xml:space="preserve">____________________________</w:t>
+            </w:r>
+          </w:p>
+          <w:p>
+            <w:pPr>
+              <w:spacing w:after="50" w:before="0"/>
+            </w:pPr>
+            <w:r>
+              <w:rPr>
+                <w:color w:val="BBBBBB"/>
+                <w:sz w:val="18"/>
+                <w:szCs w:val="18"/>
+              </w:rPr>
+              <w:t xml:space="preserve">____________________________</w:t>
+            </w:r>
+          </w:p>
+          <w:p>
+            <w:pPr>
+              <w:spacing w:after="50" w:before="0"/>
+            </w:pPr>
+            <w:r>
+              <w:rPr>
+                <w:color w:val="BBBBBB"/>
+                <w:sz w:val="18"/>
+                <w:szCs w:val="18"/>
+              </w:rPr>
+              <w:t xml:space="preserve">____________________________</w:t>
+            </w:r>
+          </w:p>
+          <w:p>
+            <w:pPr>
+              <w:spacing w:after="50" w:before="0"/>
+            </w:pPr>
+            <w:r>
+              <w:rPr>
+                <w:color w:val="BBBBBB"/>
+                <w:sz w:val="18"/>
+                <w:szCs w:val="18"/>
+              </w:rPr>
+              <w:t xml:space="preserve">____________________________</w:t>
+            </w:r>
+          </w:p>
+        </w:tc>
+        <w:tc>
+          <w:tcPr>
+            <w:tcW w:type="dxa" w:w="3000"/>
+            <w:shd w:fill="FBF3E2" w:color="auto" w:val="clear"/>
+            <w:tcMar>
+              <w:top w:type="dxa" w:w="80"/>
+              <w:left w:type="dxa" w:w="100"/>
+              <w:bottom w:type="dxa" w:w="80"/>
+              <w:right w:type="dxa" w:w="100"/>
+            </w:tcMar>
+            <w:vAlign w:val="top"/>
+          </w:tcPr>
+          <w:p>
+            <w:pPr>
+              <w:spacing w:after="30" w:before="0"/>
+            </w:pPr>
+            <w:r>
+              <w:rPr>
+                <w:b/>
+                <w:bCs/>
+                <w:color w:val="0F2B3C"/>
+                <w:sz w:val="18"/>
+                <w:szCs w:val="18"/>
+              </w:rPr>
+              <w:t xml:space="preserve">Because... ________________</w:t>
+            </w:r>
+          </w:p>
+          <w:p>
+            <w:pPr>
+              <w:spacing w:after="50" w:before="0"/>
+            </w:pPr>
+            <w:r>
+              <w:rPr>
+                <w:color w:val="BBBBBB"/>
+                <w:sz w:val="18"/>
+                <w:szCs w:val="18"/>
+              </w:rPr>
+              <w:t xml:space="preserve">____________________________</w:t>
+            </w:r>
+          </w:p>
+          <w:p>
+            <w:pPr>
+              <w:spacing w:after="30" w:before="40"/>
+            </w:pPr>
+            <w:r>
+              <w:rPr>
+                <w:b/>
+                <w:bCs/>
+                <w:color w:val="1A6FB5"/>
+                <w:sz w:val="18"/>
+                <w:szCs w:val="18"/>
+              </w:rPr>
+              <w:t xml:space="preserve">Although... _______________</w:t>
+            </w:r>
+          </w:p>
+          <w:p>
+            <w:pPr>
+              <w:spacing w:after="50" w:before="0"/>
+            </w:pPr>
+            <w:r>
+              <w:rPr>
+                <w:color w:val="BBBBBB"/>
+                <w:sz w:val="18"/>
+                <w:szCs w:val="18"/>
+              </w:rPr>
+              <w:t xml:space="preserve">____________________________</w:t>
+            </w:r>
+          </w:p>
+          <w:p>
+            <w:pPr>
+              <w:spacing w:after="30" w:before="40"/>
+            </w:pPr>
+            <w:r>
+              <w:rPr>
+                <w:b/>
+                <w:bCs/>
+                <w:color w:val="7A5400"/>
+                <w:sz w:val="18"/>
+                <w:szCs w:val="18"/>
+              </w:rPr>
+              <w:t xml:space="preserve">Therefore... ______________</w:t>
+            </w:r>
+          </w:p>
+          <w:p>
+            <w:pPr>
+              <w:spacing w:after="50" w:before="0"/>
+            </w:pPr>
+            <w:r>
+              <w:rPr>
+                <w:color w:val="BBBBBB"/>
+                <w:sz w:val="18"/>
+                <w:szCs w:val="18"/>
+              </w:rPr>
+              <w:t xml:space="preserve">____________________________</w:t>
+            </w:r>
+          </w:p>
+        </w:tc>
+      </w:tr>
+    </w:tbl>
+    <w:p>
+      <w:pPr>
+        <w:spacing w:after="60" w:before="0"/>
+      </w:pPr>
+      <w:r>
+        <w:t xml:space="preserve"/>
+      </w:r>
+    </w:p>
+    <w:tbl>
+      <w:tblPr>
+        <w:tblW w:type="dxa" w:w="9360"/>
+        <w:tblBorders>
+          <w:top w:val="single" w:color="C7D2DD" w:sz="6"/>
+          <w:left w:val="single" w:color="C7D2DD" w:sz="6"/>
+          <w:bottom w:val="single" w:color="C7D2DD" w:sz="6"/>
+          <w:right w:val="single" w:color="C7D2DD" w:sz="6"/>
+          <w:insideH w:val="single" w:color="C7D2DD" w:sz="6"/>
+          <w:insideV w:val="single" w:color="C7D2DD" w:sz="6"/>
+        </w:tblBorders>
+      </w:tblPr>
+      <w:tblGrid>
+        <w:gridCol w:w="2800"/>
+        <w:gridCol w:w="3560"/>
+        <w:gridCol w:w="3000"/>
+      </w:tblGrid>
+      <w:tr>
+        <w:trPr>
+          <w:cantSplit/>
+          <w:tblHeader/>
+        </w:trPr>
+        <w:tc>
+          <w:tcPr>
+            <w:tcW w:type="dxa" w:w="2800"/>
+            <w:shd w:fill="EEF4F8" w:color="auto" w:val="clear"/>
+            <w:tcMar>
+              <w:top w:type="dxa" w:w="60"/>
+              <w:left w:type="dxa" w:w="100"/>
+              <w:bottom w:type="dxa" w:w="60"/>
+              <w:right w:type="dxa" w:w="100"/>
+            </w:tcMar>
+          </w:tcPr>
+          <w:p>
+            <w:pPr>
+              <w:spacing w:after="0" w:before="0"/>
+            </w:pPr>
+            <w:r>
+              <w:rPr>
+                <w:b/>
+                <w:bCs/>
+                <w:color w:val="0F2B3C"/>
+                <w:sz w:val="16"/>
+                <w:szCs w:val="16"/>
+              </w:rPr>
+              <w:t xml:space="preserve">CORE PROBLEM / GIVEN REPRESENTATION</w:t>
+            </w:r>
+          </w:p>
+        </w:tc>
+        <w:tc>
+          <w:tcPr>
+            <w:tcW w:type="dxa" w:w="3560"/>
+            <w:shd w:fill="EEF4F8" w:color="auto" w:val="clear"/>
+            <w:tcMar>
+              <w:top w:type="dxa" w:w="60"/>
+              <w:left w:type="dxa" w:w="100"/>
+              <w:bottom w:type="dxa" w:w="60"/>
+              <w:right w:type="dxa" w:w="100"/>
+            </w:tcMar>
+          </w:tcPr>
+          <w:p>
+            <w:pPr>
+              <w:spacing w:after="0" w:before="0"/>
+            </w:pPr>
+            <w:r>
+              <w:rPr>
+                <w:b/>
+                <w:bCs/>
+                <w:color w:val="0F2B3C"/>
+                <w:sz w:val="16"/>
+                <w:szCs w:val="16"/>
+              </w:rPr>
+              <w:t xml:space="preserve">WORKING SPACE / CALCULATION STEPS</w:t>
+            </w:r>
+          </w:p>
+        </w:tc>
+        <w:tc>
+          <w:tcPr>
+            <w:tcW w:type="dxa" w:w="3000"/>
+            <w:shd w:fill="FBF3E2" w:color="auto" w:val="clear"/>
+            <w:tcMar>
+              <w:top w:type="dxa" w:w="60"/>
+              <w:left w:type="dxa" w:w="100"/>
+              <w:bottom w:type="dxa" w:w="60"/>
+              <w:right w:type="dxa" w:w="100"/>
+            </w:tcMar>
+          </w:tcPr>
+          <w:p>
+            <w:pPr>
+              <w:spacing w:after="0" w:before="0"/>
+            </w:pPr>
+            <w:r>
+              <w:rPr>
+                <w:b/>
+                <w:bCs/>
+                <w:color w:val="7A5400"/>
+                <w:sz w:val="16"/>
+                <w:szCs w:val="16"/>
+              </w:rPr>
+              <w:t xml:space="preserve">EXPLAIN YOUR REASONING</w:t>
+            </w:r>
+          </w:p>
+        </w:tc>
+      </w:tr>
+      <w:tr>
+        <w:trPr>
+          <w:cantSplit/>
+        </w:trPr>
+        <w:tc>
+          <w:tcPr>
+            <w:tcW w:type="dxa" w:w="2800"/>
+            <w:tcMar>
+              <w:top w:type="dxa" w:w="80"/>
+              <w:left w:type="dxa" w:w="100"/>
+              <w:bottom w:type="dxa" w:w="80"/>
+              <w:right w:type="dxa" w:w="100"/>
+            </w:tcMar>
+            <w:vAlign w:val="top"/>
+          </w:tcPr>
+          <w:p>
+            <w:pPr>
+              <w:spacing w:after="40" w:before="0"/>
+            </w:pPr>
+            <w:r>
+              <w:rPr>
+                <w:b/>
+                <w:bCs/>
+                <w:color w:val="0F2B3C"/>
+                <w:sz w:val="20"/>
+                <w:szCs w:val="20"/>
+              </w:rPr>
+              <w:t xml:space="preserve">2.  What is the reciprocal of 1/4?</w:t>
+            </w:r>
+          </w:p>
+          <w:p>
+            <w:pPr>
+              <w:spacing w:after="0" w:before="0"/>
+            </w:pPr>
+            <w:r>
+              <w:rPr>
+                <w:color w:val="5E6E7E"/>
+                <w:sz w:val="18"/>
+                <w:szCs w:val="18"/>
+              </w:rPr>
+              <w:t xml:space="preserve">Choices: 1/4   /   1/2   /   2/4   /   4/1</w:t>
+            </w:r>
+          </w:p>
+        </w:tc>
+        <w:tc>
+          <w:tcPr>
+            <w:tcW w:type="dxa" w:w="3560"/>
+            <w:tcMar>
+              <w:top w:type="dxa" w:w="80"/>
+              <w:left w:type="dxa" w:w="100"/>
+              <w:bottom w:type="dxa" w:w="80"/>
+              <w:right w:type="dxa" w:w="100"/>
+            </w:tcMar>
+            <w:vAlign w:val="top"/>
+          </w:tcPr>
+          <w:p>
+            <w:pPr>
+              <w:spacing w:after="50" w:before="0"/>
+            </w:pPr>
+            <w:r>
+              <w:rPr>
+                <w:color w:val="BBBBBB"/>
+                <w:sz w:val="18"/>
+                <w:szCs w:val="18"/>
+              </w:rPr>
+              <w:t xml:space="preserve">____________________________</w:t>
+            </w:r>
+          </w:p>
+          <w:p>
+            <w:pPr>
+              <w:spacing w:after="50" w:before="0"/>
+            </w:pPr>
+            <w:r>
+              <w:rPr>
+                <w:color w:val="BBBBBB"/>
+                <w:sz w:val="18"/>
+                <w:szCs w:val="18"/>
+              </w:rPr>
+              <w:t xml:space="preserve">____________________________</w:t>
+            </w:r>
+          </w:p>
+          <w:p>
+            <w:pPr>
+              <w:spacing w:after="50" w:before="0"/>
+            </w:pPr>
+            <w:r>
+              <w:rPr>
+                <w:color w:val="BBBBBB"/>
+                <w:sz w:val="18"/>
+                <w:szCs w:val="18"/>
+              </w:rPr>
+              <w:t xml:space="preserve">____________________________</w:t>
+            </w:r>
+          </w:p>
+          <w:p>
+            <w:pPr>
+              <w:spacing w:after="50" w:before="0"/>
+            </w:pPr>
+            <w:r>
+              <w:rPr>
+                <w:color w:val="BBBBBB"/>
+                <w:sz w:val="18"/>
+                <w:szCs w:val="18"/>
+              </w:rPr>
+              <w:t xml:space="preserve">____________________________</w:t>
+            </w:r>
+          </w:p>
+        </w:tc>
+        <w:tc>
+          <w:tcPr>
+            <w:tcW w:type="dxa" w:w="3000"/>
+            <w:shd w:fill="FBF3E2" w:color="auto" w:val="clear"/>
+            <w:tcMar>
+              <w:top w:type="dxa" w:w="80"/>
+              <w:left w:type="dxa" w:w="100"/>
+              <w:bottom w:type="dxa" w:w="80"/>
+              <w:right w:type="dxa" w:w="100"/>
+            </w:tcMar>
+            <w:vAlign w:val="top"/>
+          </w:tcPr>
+          <w:p>
+            <w:pPr>
+              <w:spacing w:after="30" w:before="0"/>
+            </w:pPr>
+            <w:r>
+              <w:rPr>
+                <w:b/>
+                <w:bCs/>
+                <w:color w:val="0F2B3C"/>
+                <w:sz w:val="18"/>
+                <w:szCs w:val="18"/>
+              </w:rPr>
+              <w:t xml:space="preserve">Because... ________________</w:t>
+            </w:r>
+          </w:p>
+          <w:p>
+            <w:pPr>
+              <w:spacing w:after="50" w:before="0"/>
+            </w:pPr>
+            <w:r>
+              <w:rPr>
+                <w:color w:val="BBBBBB"/>
+                <w:sz w:val="18"/>
+                <w:szCs w:val="18"/>
+              </w:rPr>
+              <w:t xml:space="preserve">____________________________</w:t>
+            </w:r>
+          </w:p>
+          <w:p>
+            <w:pPr>
+              <w:spacing w:after="30" w:before="40"/>
+            </w:pPr>
+            <w:r>
+              <w:rPr>
+                <w:b/>
+                <w:bCs/>
+                <w:color w:val="1A6FB5"/>
+                <w:sz w:val="18"/>
+                <w:szCs w:val="18"/>
+              </w:rPr>
+              <w:t xml:space="preserve">Although... _______________</w:t>
+            </w:r>
+          </w:p>
+          <w:p>
+            <w:pPr>
+              <w:spacing w:after="50" w:before="0"/>
+            </w:pPr>
+            <w:r>
+              <w:rPr>
+                <w:color w:val="BBBBBB"/>
+                <w:sz w:val="18"/>
+                <w:szCs w:val="18"/>
+              </w:rPr>
+              <w:t xml:space="preserve">____________________________</w:t>
+            </w:r>
+          </w:p>
+          <w:p>
+            <w:pPr>
+              <w:spacing w:after="30" w:before="40"/>
+            </w:pPr>
+            <w:r>
+              <w:rPr>
+                <w:b/>
+                <w:bCs/>
+                <w:color w:val="7A5400"/>
+                <w:sz w:val="18"/>
+                <w:szCs w:val="18"/>
+              </w:rPr>
+              <w:t xml:space="preserve">Therefore... ______________</w:t>
+            </w:r>
+          </w:p>
+          <w:p>
+            <w:pPr>
+              <w:spacing w:after="50" w:before="0"/>
+            </w:pPr>
+            <w:r>
+              <w:rPr>
+                <w:color w:val="BBBBBB"/>
+                <w:sz w:val="18"/>
+                <w:szCs w:val="18"/>
+              </w:rPr>
+              <w:t xml:space="preserve">____________________________</w:t>
+            </w:r>
+          </w:p>
+        </w:tc>
+      </w:tr>
+    </w:tbl>
+    <w:p>
+      <w:pPr>
+        <w:spacing w:after="60" w:before="0"/>
+      </w:pPr>
+      <w:r>
+        <w:t xml:space="preserve"/>
       </w:r>
     </w:p>
     <w:p>
@@ -339,76 +3006,642 @@
         <w:t xml:space="preserve">Stretch into keep–flip–multiply.</w:t>
       </w:r>
     </w:p>
-    <w:p>
-      <w:pPr>
-        <w:spacing w:after="40" w:before="0"/>
-      </w:pPr>
-      <w:r>
-        <w:rPr>
-          <w:sz w:val="22"/>
-          <w:szCs w:val="22"/>
-        </w:rPr>
-        <w:t xml:space="preserve">1.  1/2 ÷ 1/4: keep 1/2, flip 1/4 to 4/1, multiply. What is 1/2 × 4/1?</w:t>
-      </w:r>
-    </w:p>
-    <w:p>
-      <w:pPr>
-        <w:spacing w:after="40" w:before="0"/>
-      </w:pPr>
-      <w:r>
-        <w:rPr>
-          <w:color w:val="5E6E7E"/>
-          <w:sz w:val="20"/>
-          <w:szCs w:val="20"/>
-        </w:rPr>
-        <w:t xml:space="preserve">     choices: 2   /   1/8   /   1/2   /   4</w:t>
-      </w:r>
-    </w:p>
-    <w:p>
-      <w:pPr>
-        <w:spacing w:after="80" w:before="0"/>
-      </w:pPr>
-      <w:r>
-        <w:rPr>
-          <w:color w:val="BBBBBB"/>
-        </w:rPr>
-        <w:t xml:space="preserve">____________________________________________________</w:t>
-      </w:r>
-    </w:p>
-    <w:p>
-      <w:pPr>
-        <w:spacing w:after="40" w:before="0"/>
-      </w:pPr>
-      <w:r>
-        <w:rPr>
-          <w:sz w:val="22"/>
-          <w:szCs w:val="22"/>
-        </w:rPr>
-        <w:t xml:space="preserve">2.  What is the reciprocal of 3/4?</w:t>
-      </w:r>
-    </w:p>
-    <w:p>
-      <w:pPr>
-        <w:spacing w:after="40" w:before="0"/>
-      </w:pPr>
-      <w:r>
-        <w:rPr>
-          <w:color w:val="5E6E7E"/>
-          <w:sz w:val="20"/>
-          <w:szCs w:val="20"/>
-        </w:rPr>
-        <w:t xml:space="preserve">     choices: 3/4   /   1/4   /   4/3   /   7/4</w:t>
-      </w:r>
-    </w:p>
-    <w:p>
-      <w:pPr>
-        <w:spacing w:after="80" w:before="0"/>
-      </w:pPr>
-      <w:r>
-        <w:rPr>
-          <w:color w:val="BBBBBB"/>
-        </w:rPr>
-        <w:t xml:space="preserve">____________________________________________________</w:t>
+    <w:tbl>
+      <w:tblPr>
+        <w:tblW w:type="dxa" w:w="9360"/>
+        <w:tblBorders>
+          <w:top w:val="single" w:color="C7D2DD" w:sz="6"/>
+          <w:left w:val="single" w:color="C7D2DD" w:sz="6"/>
+          <w:bottom w:val="single" w:color="C7D2DD" w:sz="6"/>
+          <w:right w:val="single" w:color="C7D2DD" w:sz="6"/>
+          <w:insideH w:val="single" w:color="C7D2DD" w:sz="6"/>
+          <w:insideV w:val="single" w:color="C7D2DD" w:sz="6"/>
+        </w:tblBorders>
+      </w:tblPr>
+      <w:tblGrid>
+        <w:gridCol w:w="2800"/>
+        <w:gridCol w:w="3560"/>
+        <w:gridCol w:w="3000"/>
+      </w:tblGrid>
+      <w:tr>
+        <w:trPr>
+          <w:cantSplit/>
+          <w:tblHeader/>
+        </w:trPr>
+        <w:tc>
+          <w:tcPr>
+            <w:tcW w:type="dxa" w:w="2800"/>
+            <w:shd w:fill="EEF4F8" w:color="auto" w:val="clear"/>
+            <w:tcMar>
+              <w:top w:type="dxa" w:w="60"/>
+              <w:left w:type="dxa" w:w="100"/>
+              <w:bottom w:type="dxa" w:w="60"/>
+              <w:right w:type="dxa" w:w="100"/>
+            </w:tcMar>
+          </w:tcPr>
+          <w:p>
+            <w:pPr>
+              <w:spacing w:after="0" w:before="0"/>
+            </w:pPr>
+            <w:r>
+              <w:rPr>
+                <w:b/>
+                <w:bCs/>
+                <w:color w:val="0F2B3C"/>
+                <w:sz w:val="16"/>
+                <w:szCs w:val="16"/>
+              </w:rPr>
+              <w:t xml:space="preserve">CORE PROBLEM / GIVEN REPRESENTATION</w:t>
+            </w:r>
+          </w:p>
+        </w:tc>
+        <w:tc>
+          <w:tcPr>
+            <w:tcW w:type="dxa" w:w="3560"/>
+            <w:shd w:fill="EEF4F8" w:color="auto" w:val="clear"/>
+            <w:tcMar>
+              <w:top w:type="dxa" w:w="60"/>
+              <w:left w:type="dxa" w:w="100"/>
+              <w:bottom w:type="dxa" w:w="60"/>
+              <w:right w:type="dxa" w:w="100"/>
+            </w:tcMar>
+          </w:tcPr>
+          <w:p>
+            <w:pPr>
+              <w:spacing w:after="0" w:before="0"/>
+            </w:pPr>
+            <w:r>
+              <w:rPr>
+                <w:b/>
+                <w:bCs/>
+                <w:color w:val="0F2B3C"/>
+                <w:sz w:val="16"/>
+                <w:szCs w:val="16"/>
+              </w:rPr>
+              <w:t xml:space="preserve">WORKING SPACE / CALCULATION STEPS</w:t>
+            </w:r>
+          </w:p>
+        </w:tc>
+        <w:tc>
+          <w:tcPr>
+            <w:tcW w:type="dxa" w:w="3000"/>
+            <w:shd w:fill="FBF3E2" w:color="auto" w:val="clear"/>
+            <w:tcMar>
+              <w:top w:type="dxa" w:w="60"/>
+              <w:left w:type="dxa" w:w="100"/>
+              <w:bottom w:type="dxa" w:w="60"/>
+              <w:right w:type="dxa" w:w="100"/>
+            </w:tcMar>
+          </w:tcPr>
+          <w:p>
+            <w:pPr>
+              <w:spacing w:after="0" w:before="0"/>
+            </w:pPr>
+            <w:r>
+              <w:rPr>
+                <w:b/>
+                <w:bCs/>
+                <w:color w:val="7A5400"/>
+                <w:sz w:val="16"/>
+                <w:szCs w:val="16"/>
+              </w:rPr>
+              <w:t xml:space="preserve">EXPLAIN YOUR REASONING</w:t>
+            </w:r>
+          </w:p>
+        </w:tc>
+      </w:tr>
+      <w:tr>
+        <w:trPr>
+          <w:cantSplit/>
+        </w:trPr>
+        <w:tc>
+          <w:tcPr>
+            <w:tcW w:type="dxa" w:w="2800"/>
+            <w:tcMar>
+              <w:top w:type="dxa" w:w="80"/>
+              <w:left w:type="dxa" w:w="100"/>
+              <w:bottom w:type="dxa" w:w="80"/>
+              <w:right w:type="dxa" w:w="100"/>
+            </w:tcMar>
+            <w:vAlign w:val="top"/>
+          </w:tcPr>
+          <w:p>
+            <w:pPr>
+              <w:spacing w:after="40" w:before="0"/>
+            </w:pPr>
+            <w:r>
+              <w:rPr>
+                <w:b/>
+                <w:bCs/>
+                <w:color w:val="0F2B3C"/>
+                <w:sz w:val="20"/>
+                <w:szCs w:val="20"/>
+              </w:rPr>
+              <w:t xml:space="preserve">1.  1/2 ÷ 1/4: keep 1/2, flip 1/4 to 4/1, multiply. What is 1/2 × 4/1?</w:t>
+            </w:r>
+          </w:p>
+          <w:p>
+            <w:pPr>
+              <w:spacing w:after="0" w:before="0"/>
+            </w:pPr>
+            <w:r>
+              <w:rPr>
+                <w:color w:val="5E6E7E"/>
+                <w:sz w:val="18"/>
+                <w:szCs w:val="18"/>
+              </w:rPr>
+              <w:t xml:space="preserve">Choices: 2   /   1/8   /   1/2   /   4</w:t>
+            </w:r>
+          </w:p>
+        </w:tc>
+        <w:tc>
+          <w:tcPr>
+            <w:tcW w:type="dxa" w:w="3560"/>
+            <w:tcMar>
+              <w:top w:type="dxa" w:w="80"/>
+              <w:left w:type="dxa" w:w="100"/>
+              <w:bottom w:type="dxa" w:w="80"/>
+              <w:right w:type="dxa" w:w="100"/>
+            </w:tcMar>
+            <w:vAlign w:val="top"/>
+          </w:tcPr>
+          <w:p>
+            <w:pPr>
+              <w:spacing w:after="50" w:before="0"/>
+            </w:pPr>
+            <w:r>
+              <w:rPr>
+                <w:color w:val="BBBBBB"/>
+                <w:sz w:val="18"/>
+                <w:szCs w:val="18"/>
+              </w:rPr>
+              <w:t xml:space="preserve">____________________________</w:t>
+            </w:r>
+          </w:p>
+          <w:p>
+            <w:pPr>
+              <w:spacing w:after="50" w:before="0"/>
+            </w:pPr>
+            <w:r>
+              <w:rPr>
+                <w:color w:val="BBBBBB"/>
+                <w:sz w:val="18"/>
+                <w:szCs w:val="18"/>
+              </w:rPr>
+              <w:t xml:space="preserve">____________________________</w:t>
+            </w:r>
+          </w:p>
+          <w:p>
+            <w:pPr>
+              <w:spacing w:after="50" w:before="0"/>
+            </w:pPr>
+            <w:r>
+              <w:rPr>
+                <w:color w:val="BBBBBB"/>
+                <w:sz w:val="18"/>
+                <w:szCs w:val="18"/>
+              </w:rPr>
+              <w:t xml:space="preserve">____________________________</w:t>
+            </w:r>
+          </w:p>
+          <w:p>
+            <w:pPr>
+              <w:spacing w:after="50" w:before="0"/>
+            </w:pPr>
+            <w:r>
+              <w:rPr>
+                <w:color w:val="BBBBBB"/>
+                <w:sz w:val="18"/>
+                <w:szCs w:val="18"/>
+              </w:rPr>
+              <w:t xml:space="preserve">____________________________</w:t>
+            </w:r>
+          </w:p>
+        </w:tc>
+        <w:tc>
+          <w:tcPr>
+            <w:tcW w:type="dxa" w:w="3000"/>
+            <w:shd w:fill="FBF3E2" w:color="auto" w:val="clear"/>
+            <w:tcMar>
+              <w:top w:type="dxa" w:w="80"/>
+              <w:left w:type="dxa" w:w="100"/>
+              <w:bottom w:type="dxa" w:w="80"/>
+              <w:right w:type="dxa" w:w="100"/>
+            </w:tcMar>
+            <w:vAlign w:val="top"/>
+          </w:tcPr>
+          <w:p>
+            <w:pPr>
+              <w:spacing w:after="30" w:before="0"/>
+            </w:pPr>
+            <w:r>
+              <w:rPr>
+                <w:b/>
+                <w:bCs/>
+                <w:color w:val="0F2B3C"/>
+                <w:sz w:val="18"/>
+                <w:szCs w:val="18"/>
+              </w:rPr>
+              <w:t xml:space="preserve">Because... ________________</w:t>
+            </w:r>
+          </w:p>
+          <w:p>
+            <w:pPr>
+              <w:spacing w:after="50" w:before="0"/>
+            </w:pPr>
+            <w:r>
+              <w:rPr>
+                <w:color w:val="BBBBBB"/>
+                <w:sz w:val="18"/>
+                <w:szCs w:val="18"/>
+              </w:rPr>
+              <w:t xml:space="preserve">____________________________</w:t>
+            </w:r>
+          </w:p>
+          <w:p>
+            <w:pPr>
+              <w:spacing w:after="30" w:before="40"/>
+            </w:pPr>
+            <w:r>
+              <w:rPr>
+                <w:b/>
+                <w:bCs/>
+                <w:color w:val="1A6FB5"/>
+                <w:sz w:val="18"/>
+                <w:szCs w:val="18"/>
+              </w:rPr>
+              <w:t xml:space="preserve">Although... _______________</w:t>
+            </w:r>
+          </w:p>
+          <w:p>
+            <w:pPr>
+              <w:spacing w:after="50" w:before="0"/>
+            </w:pPr>
+            <w:r>
+              <w:rPr>
+                <w:color w:val="BBBBBB"/>
+                <w:sz w:val="18"/>
+                <w:szCs w:val="18"/>
+              </w:rPr>
+              <w:t xml:space="preserve">____________________________</w:t>
+            </w:r>
+          </w:p>
+          <w:p>
+            <w:pPr>
+              <w:spacing w:after="30" w:before="40"/>
+            </w:pPr>
+            <w:r>
+              <w:rPr>
+                <w:b/>
+                <w:bCs/>
+                <w:color w:val="7A5400"/>
+                <w:sz w:val="18"/>
+                <w:szCs w:val="18"/>
+              </w:rPr>
+              <w:t xml:space="preserve">Therefore... ______________</w:t>
+            </w:r>
+          </w:p>
+          <w:p>
+            <w:pPr>
+              <w:spacing w:after="50" w:before="0"/>
+            </w:pPr>
+            <w:r>
+              <w:rPr>
+                <w:color w:val="BBBBBB"/>
+                <w:sz w:val="18"/>
+                <w:szCs w:val="18"/>
+              </w:rPr>
+              <w:t xml:space="preserve">____________________________</w:t>
+            </w:r>
+          </w:p>
+        </w:tc>
+      </w:tr>
+    </w:tbl>
+    <w:p>
+      <w:pPr>
+        <w:spacing w:after="60" w:before="0"/>
+      </w:pPr>
+      <w:r>
+        <w:t xml:space="preserve"/>
+      </w:r>
+    </w:p>
+    <w:tbl>
+      <w:tblPr>
+        <w:tblW w:type="dxa" w:w="9360"/>
+        <w:tblBorders>
+          <w:top w:val="single" w:color="C7D2DD" w:sz="6"/>
+          <w:left w:val="single" w:color="C7D2DD" w:sz="6"/>
+          <w:bottom w:val="single" w:color="C7D2DD" w:sz="6"/>
+          <w:right w:val="single" w:color="C7D2DD" w:sz="6"/>
+          <w:insideH w:val="single" w:color="C7D2DD" w:sz="6"/>
+          <w:insideV w:val="single" w:color="C7D2DD" w:sz="6"/>
+        </w:tblBorders>
+      </w:tblPr>
+      <w:tblGrid>
+        <w:gridCol w:w="2800"/>
+        <w:gridCol w:w="3560"/>
+        <w:gridCol w:w="3000"/>
+      </w:tblGrid>
+      <w:tr>
+        <w:trPr>
+          <w:cantSplit/>
+          <w:tblHeader/>
+        </w:trPr>
+        <w:tc>
+          <w:tcPr>
+            <w:tcW w:type="dxa" w:w="2800"/>
+            <w:shd w:fill="EEF4F8" w:color="auto" w:val="clear"/>
+            <w:tcMar>
+              <w:top w:type="dxa" w:w="60"/>
+              <w:left w:type="dxa" w:w="100"/>
+              <w:bottom w:type="dxa" w:w="60"/>
+              <w:right w:type="dxa" w:w="100"/>
+            </w:tcMar>
+          </w:tcPr>
+          <w:p>
+            <w:pPr>
+              <w:spacing w:after="0" w:before="0"/>
+            </w:pPr>
+            <w:r>
+              <w:rPr>
+                <w:b/>
+                <w:bCs/>
+                <w:color w:val="0F2B3C"/>
+                <w:sz w:val="16"/>
+                <w:szCs w:val="16"/>
+              </w:rPr>
+              <w:t xml:space="preserve">CORE PROBLEM / GIVEN REPRESENTATION</w:t>
+            </w:r>
+          </w:p>
+        </w:tc>
+        <w:tc>
+          <w:tcPr>
+            <w:tcW w:type="dxa" w:w="3560"/>
+            <w:shd w:fill="EEF4F8" w:color="auto" w:val="clear"/>
+            <w:tcMar>
+              <w:top w:type="dxa" w:w="60"/>
+              <w:left w:type="dxa" w:w="100"/>
+              <w:bottom w:type="dxa" w:w="60"/>
+              <w:right w:type="dxa" w:w="100"/>
+            </w:tcMar>
+          </w:tcPr>
+          <w:p>
+            <w:pPr>
+              <w:spacing w:after="0" w:before="0"/>
+            </w:pPr>
+            <w:r>
+              <w:rPr>
+                <w:b/>
+                <w:bCs/>
+                <w:color w:val="0F2B3C"/>
+                <w:sz w:val="16"/>
+                <w:szCs w:val="16"/>
+              </w:rPr>
+              <w:t xml:space="preserve">WORKING SPACE / CALCULATION STEPS</w:t>
+            </w:r>
+          </w:p>
+        </w:tc>
+        <w:tc>
+          <w:tcPr>
+            <w:tcW w:type="dxa" w:w="3000"/>
+            <w:shd w:fill="FBF3E2" w:color="auto" w:val="clear"/>
+            <w:tcMar>
+              <w:top w:type="dxa" w:w="60"/>
+              <w:left w:type="dxa" w:w="100"/>
+              <w:bottom w:type="dxa" w:w="60"/>
+              <w:right w:type="dxa" w:w="100"/>
+            </w:tcMar>
+          </w:tcPr>
+          <w:p>
+            <w:pPr>
+              <w:spacing w:after="0" w:before="0"/>
+            </w:pPr>
+            <w:r>
+              <w:rPr>
+                <w:b/>
+                <w:bCs/>
+                <w:color w:val="7A5400"/>
+                <w:sz w:val="16"/>
+                <w:szCs w:val="16"/>
+              </w:rPr>
+              <w:t xml:space="preserve">EXPLAIN YOUR REASONING</w:t>
+            </w:r>
+          </w:p>
+        </w:tc>
+      </w:tr>
+      <w:tr>
+        <w:trPr>
+          <w:cantSplit/>
+        </w:trPr>
+        <w:tc>
+          <w:tcPr>
+            <w:tcW w:type="dxa" w:w="2800"/>
+            <w:tcMar>
+              <w:top w:type="dxa" w:w="80"/>
+              <w:left w:type="dxa" w:w="100"/>
+              <w:bottom w:type="dxa" w:w="80"/>
+              <w:right w:type="dxa" w:w="100"/>
+            </w:tcMar>
+            <w:vAlign w:val="top"/>
+          </w:tcPr>
+          <w:p>
+            <w:pPr>
+              <w:spacing w:after="40" w:before="0"/>
+            </w:pPr>
+            <w:r>
+              <w:rPr>
+                <w:b/>
+                <w:bCs/>
+                <w:color w:val="0F2B3C"/>
+                <w:sz w:val="20"/>
+                <w:szCs w:val="20"/>
+              </w:rPr>
+              <w:t xml:space="preserve">2.  What is the reciprocal of 3/4?</w:t>
+            </w:r>
+          </w:p>
+          <w:p>
+            <w:pPr>
+              <w:spacing w:after="0" w:before="0"/>
+            </w:pPr>
+            <w:r>
+              <w:rPr>
+                <w:color w:val="5E6E7E"/>
+                <w:sz w:val="18"/>
+                <w:szCs w:val="18"/>
+              </w:rPr>
+              <w:t xml:space="preserve">Choices: 3/4   /   1/4   /   4/3   /   7/4</w:t>
+            </w:r>
+          </w:p>
+        </w:tc>
+        <w:tc>
+          <w:tcPr>
+            <w:tcW w:type="dxa" w:w="3560"/>
+            <w:tcMar>
+              <w:top w:type="dxa" w:w="80"/>
+              <w:left w:type="dxa" w:w="100"/>
+              <w:bottom w:type="dxa" w:w="80"/>
+              <w:right w:type="dxa" w:w="100"/>
+            </w:tcMar>
+            <w:vAlign w:val="top"/>
+          </w:tcPr>
+          <w:p>
+            <w:pPr>
+              <w:spacing w:after="50" w:before="0"/>
+            </w:pPr>
+            <w:r>
+              <w:rPr>
+                <w:color w:val="BBBBBB"/>
+                <w:sz w:val="18"/>
+                <w:szCs w:val="18"/>
+              </w:rPr>
+              <w:t xml:space="preserve">____________________________</w:t>
+            </w:r>
+          </w:p>
+          <w:p>
+            <w:pPr>
+              <w:spacing w:after="50" w:before="0"/>
+            </w:pPr>
+            <w:r>
+              <w:rPr>
+                <w:color w:val="BBBBBB"/>
+                <w:sz w:val="18"/>
+                <w:szCs w:val="18"/>
+              </w:rPr>
+              <w:t xml:space="preserve">____________________________</w:t>
+            </w:r>
+          </w:p>
+          <w:p>
+            <w:pPr>
+              <w:spacing w:after="50" w:before="0"/>
+            </w:pPr>
+            <w:r>
+              <w:rPr>
+                <w:color w:val="BBBBBB"/>
+                <w:sz w:val="18"/>
+                <w:szCs w:val="18"/>
+              </w:rPr>
+              <w:t xml:space="preserve">____________________________</w:t>
+            </w:r>
+          </w:p>
+          <w:p>
+            <w:pPr>
+              <w:spacing w:after="50" w:before="0"/>
+            </w:pPr>
+            <w:r>
+              <w:rPr>
+                <w:color w:val="BBBBBB"/>
+                <w:sz w:val="18"/>
+                <w:szCs w:val="18"/>
+              </w:rPr>
+              <w:t xml:space="preserve">____________________________</w:t>
+            </w:r>
+          </w:p>
+        </w:tc>
+        <w:tc>
+          <w:tcPr>
+            <w:tcW w:type="dxa" w:w="3000"/>
+            <w:shd w:fill="FBF3E2" w:color="auto" w:val="clear"/>
+            <w:tcMar>
+              <w:top w:type="dxa" w:w="80"/>
+              <w:left w:type="dxa" w:w="100"/>
+              <w:bottom w:type="dxa" w:w="80"/>
+              <w:right w:type="dxa" w:w="100"/>
+            </w:tcMar>
+            <w:vAlign w:val="top"/>
+          </w:tcPr>
+          <w:p>
+            <w:pPr>
+              <w:spacing w:after="30" w:before="0"/>
+            </w:pPr>
+            <w:r>
+              <w:rPr>
+                <w:b/>
+                <w:bCs/>
+                <w:color w:val="0F2B3C"/>
+                <w:sz w:val="18"/>
+                <w:szCs w:val="18"/>
+              </w:rPr>
+              <w:t xml:space="preserve">Because... ________________</w:t>
+            </w:r>
+          </w:p>
+          <w:p>
+            <w:pPr>
+              <w:spacing w:after="50" w:before="0"/>
+            </w:pPr>
+            <w:r>
+              <w:rPr>
+                <w:color w:val="BBBBBB"/>
+                <w:sz w:val="18"/>
+                <w:szCs w:val="18"/>
+              </w:rPr>
+              <w:t xml:space="preserve">____________________________</w:t>
+            </w:r>
+          </w:p>
+          <w:p>
+            <w:pPr>
+              <w:spacing w:after="30" w:before="40"/>
+            </w:pPr>
+            <w:r>
+              <w:rPr>
+                <w:b/>
+                <w:bCs/>
+                <w:color w:val="1A6FB5"/>
+                <w:sz w:val="18"/>
+                <w:szCs w:val="18"/>
+              </w:rPr>
+              <w:t xml:space="preserve">Although... _______________</w:t>
+            </w:r>
+          </w:p>
+          <w:p>
+            <w:pPr>
+              <w:spacing w:after="50" w:before="0"/>
+            </w:pPr>
+            <w:r>
+              <w:rPr>
+                <w:color w:val="BBBBBB"/>
+                <w:sz w:val="18"/>
+                <w:szCs w:val="18"/>
+              </w:rPr>
+              <w:t xml:space="preserve">____________________________</w:t>
+            </w:r>
+          </w:p>
+          <w:p>
+            <w:pPr>
+              <w:spacing w:after="30" w:before="40"/>
+            </w:pPr>
+            <w:r>
+              <w:rPr>
+                <w:b/>
+                <w:bCs/>
+                <w:color w:val="7A5400"/>
+                <w:sz w:val="18"/>
+                <w:szCs w:val="18"/>
+              </w:rPr>
+              <w:t xml:space="preserve">Therefore... ______________</w:t>
+            </w:r>
+          </w:p>
+          <w:p>
+            <w:pPr>
+              <w:spacing w:after="50" w:before="0"/>
+            </w:pPr>
+            <w:r>
+              <w:rPr>
+                <w:color w:val="BBBBBB"/>
+                <w:sz w:val="18"/>
+                <w:szCs w:val="18"/>
+              </w:rPr>
+              <w:t xml:space="preserve">____________________________</w:t>
+            </w:r>
+          </w:p>
+        </w:tc>
+      </w:tr>
+    </w:tbl>
+    <w:p>
+      <w:pPr>
+        <w:spacing w:after="60" w:before="0"/>
+      </w:pPr>
+      <w:r>
+        <w:t xml:space="preserve"/>
       </w:r>
     </w:p>
     <w:p>
@@ -498,6 +3731,141 @@
         <w:t xml:space="preserve">____________________________________________________</w:t>
       </w:r>
     </w:p>
+    <w:tbl>
+      <w:tblPr>
+        <w:tblW w:type="dxa" w:w="9360"/>
+        <w:tblBorders>
+          <w:top w:val="single" w:color="C7D2DD" w:sz="6"/>
+          <w:left w:val="single" w:color="C7D2DD" w:sz="6"/>
+          <w:bottom w:val="single" w:color="C7D2DD" w:sz="6"/>
+          <w:right w:val="single" w:color="C7D2DD" w:sz="6"/>
+          <w:insideH w:val="single" w:color="C7D2DD" w:sz="6"/>
+          <w:insideV w:val="single" w:color="C7D2DD" w:sz="6"/>
+        </w:tblBorders>
+      </w:tblPr>
+      <w:tblGrid>
+        <w:gridCol w:w="3120"/>
+        <w:gridCol w:w="3120"/>
+        <w:gridCol w:w="3120"/>
+      </w:tblGrid>
+      <w:tr>
+        <w:trPr>
+          <w:cantSplit/>
+          <w:tblHeader/>
+        </w:trPr>
+        <w:tc>
+          <w:tcPr>
+            <w:tcW w:type="dxa" w:w="9360"/>
+            <w:gridSpan w:val="3"/>
+            <w:shd w:fill="EEF4F8" w:color="auto" w:val="clear"/>
+            <w:tcMar>
+              <w:top w:type="dxa" w:w="60"/>
+              <w:left w:type="dxa" w:w="100"/>
+              <w:bottom w:type="dxa" w:w="60"/>
+              <w:right w:type="dxa" w:w="100"/>
+            </w:tcMar>
+          </w:tcPr>
+          <w:p>
+            <w:pPr>
+              <w:spacing w:after="0" w:before="0"/>
+            </w:pPr>
+            <w:r>
+              <w:rPr>
+                <w:b/>
+                <w:bCs/>
+                <w:color w:val="0F2B3C"/>
+                <w:sz w:val="18"/>
+                <w:szCs w:val="18"/>
+              </w:rPr>
+              <w:t xml:space="preserve">EXIT CHECK · 3-POINT SELF-ASSESSMENT CHECKLIST</w:t>
+            </w:r>
+          </w:p>
+        </w:tc>
+      </w:tr>
+      <w:tr>
+        <w:trPr>
+          <w:cantSplit/>
+        </w:trPr>
+        <w:tc>
+          <w:tcPr>
+            <w:tcW w:type="dxa" w:w="3120"/>
+            <w:tcMar>
+              <w:top w:type="dxa" w:w="80"/>
+              <w:left w:type="dxa" w:w="100"/>
+              <w:bottom w:type="dxa" w:w="80"/>
+              <w:right w:type="dxa" w:w="100"/>
+            </w:tcMar>
+          </w:tcPr>
+          <w:p>
+            <w:pPr>
+              <w:spacing w:after="0" w:before="0"/>
+            </w:pPr>
+            <w:r>
+              <w:rPr>
+                <w:b/>
+                <w:bCs/>
+                <w:color w:val="0F2B3C"/>
+                <w:sz w:val="18"/>
+                <w:szCs w:val="18"/>
+              </w:rPr>
+              <w:t xml:space="preserve">☐ 1. Units &amp; Labels Verified</w:t>
+            </w:r>
+          </w:p>
+        </w:tc>
+        <w:tc>
+          <w:tcPr>
+            <w:tcW w:type="dxa" w:w="3120"/>
+            <w:tcMar>
+              <w:top w:type="dxa" w:w="80"/>
+              <w:left w:type="dxa" w:w="100"/>
+              <w:bottom w:type="dxa" w:w="80"/>
+              <w:right w:type="dxa" w:w="100"/>
+            </w:tcMar>
+          </w:tcPr>
+          <w:p>
+            <w:pPr>
+              <w:spacing w:after="0" w:before="0"/>
+            </w:pPr>
+            <w:r>
+              <w:rPr>
+                <w:b/>
+                <w:bCs/>
+                <w:color w:val="0F2B3C"/>
+                <w:sz w:val="18"/>
+                <w:szCs w:val="18"/>
+              </w:rPr>
+              <w:t xml:space="preserve">☐ 2. Reasoning Stated (Because / Although / Therefore)</w:t>
+            </w:r>
+          </w:p>
+        </w:tc>
+        <w:tc>
+          <w:tcPr>
+            <w:tcW w:type="dxa" w:w="3120"/>
+            <w:tcMar>
+              <w:top w:type="dxa" w:w="80"/>
+              <w:left w:type="dxa" w:w="100"/>
+              <w:bottom w:type="dxa" w:w="80"/>
+              <w:right w:type="dxa" w:w="100"/>
+            </w:tcMar>
+          </w:tcPr>
+          <w:p>
+            <w:pPr>
+              <w:spacing w:after="0" w:before="0"/>
+            </w:pPr>
+            <w:r>
+              <w:rPr>
+                <w:b/>
+                <w:bCs/>
+                <w:color w:val="0F2B3C"/>
+                <w:sz w:val="18"/>
+                <w:szCs w:val="18"/>
+              </w:rPr>
+              <w:t xml:space="preserve">☐ 3. Calculations Double-Checked</w:t>
+            </w:r>
+          </w:p>
+        </w:tc>
+      </w:tr>
+    </w:tbl>
     <w:p>
       <w:pPr>
         <w:spacing w:after="60" w:before="120"/>
